--- a/Daily updates.docx
+++ b/Daily updates.docx
@@ -3,217 +3,52 @@
 <w:document xmlns:wpc="http://schemas.microsoft.com/office/word/2010/wordprocessingCanvas" xmlns:cx="http://schemas.microsoft.com/office/drawing/2014/chartex" xmlns:cx1="http://schemas.microsoft.com/office/drawing/2015/9/8/chartex" xmlns:cx2="http://schemas.microsoft.com/office/drawing/2015/10/21/chartex" xmlns:cx3="http://schemas.microsoft.com/office/drawing/2016/5/9/chartex" xmlns:cx4="http://schemas.microsoft.com/office/drawing/2016/5/10/chartex" xmlns:cx5="http://schemas.microsoft.com/office/drawing/2016/5/11/chartex" xmlns:cx6="http://schemas.microsoft.com/office/drawing/2016/5/12/chartex" xmlns:cx7="http://schemas.microsoft.com/office/drawing/2016/5/13/chartex" xmlns:cx8="http://schemas.microsoft.com/office/drawing/2016/5/14/chartex" xmlns:mc="http://schemas.openxmlformats.org/markup-compatibility/2006" xmlns:aink="http://schemas.microsoft.com/office/drawing/2016/ink" xmlns:am3d="http://schemas.microsoft.com/office/drawing/2017/model3d" xmlns:o="urn:schemas-microsoft-com:office:office" xmlns:oel="http://schemas.microsoft.com/office/2019/extlst" xmlns:r="http://schemas.openxmlformats.org/officeDocument/2006/relationships" xmlns:m="http://schemas.openxmlformats.org/officeDocument/2006/math" xmlns:v="urn:schemas-microsoft-com:vml" xmlns:wp14="http://schemas.microsoft.com/office/word/2010/wordprocessingDrawing" xmlns:wp="http://schemas.openxmlformats.org/drawingml/2006/wordprocessingDrawing" xmlns:w10="urn:schemas-microsoft-com:office:word" xmlns:w="http://schemas.openxmlformats.org/wordprocessingml/2006/main" xmlns:w14="http://schemas.microsoft.com/office/word/2010/wordml" xmlns:w15="http://schemas.microsoft.com/office/word/2012/wordml" xmlns:w16cex="http://schemas.microsoft.com/office/word/2018/wordml/cex" xmlns:w16cid="http://schemas.microsoft.com/office/word/2016/wordml/cid" xmlns:w16="http://schemas.microsoft.com/office/word/2018/wordml" xmlns:w16sdtdh="http://schemas.microsoft.com/office/word/2020/wordml/sdtdatahash" xmlns:w16se="http://schemas.microsoft.com/office/word/2015/wordml/symex" xmlns:wpg="http://schemas.microsoft.com/office/word/2010/wordprocessingGroup" xmlns:wpi="http://schemas.microsoft.com/office/word/2010/wordprocessingInk" xmlns:wne="http://schemas.microsoft.com/office/word/2006/wordml" xmlns:wps="http://schemas.microsoft.com/office/word/2010/wordprocessingShape" mc:Ignorable="w14 w15 w16se w16cid w16 w16cex w16sdtdh wp14">
   <w:body>
     <w:p>
-      <w:r>
-        <w:t>13.08.26</w:t>
-      </w:r>
-    </w:p>
-    <w:p>
       <w:pPr>
         <w:rPr>
-          <w:lang w:val="it-IT"/>
+          <w:b/>
+          <w:bCs/>
         </w:rPr>
       </w:pPr>
       <w:r>
+        <w:rPr>
+          <w:b/>
+          <w:bCs/>
+        </w:rPr>
+        <w:t>13.08.26</w:t>
+      </w:r>
+    </w:p>
+    <w:p/>
+    <w:p>
+      <w:r>
         <w:t xml:space="preserve">So far </w:t>
       </w:r>
       <w:r>
-        <w:rPr>
-          <w:lang w:val="it-IT"/>
-        </w:rPr>
         <w:t>:</w:t>
       </w:r>
     </w:p>
     <w:p>
-      <w:pPr>
-        <w:rPr>
-          <w:lang w:val="it-IT"/>
-        </w:rPr>
-      </w:pPr>
-      <w:r>
-        <w:rPr>
-          <w:lang w:val="it-IT"/>
-        </w:rPr>
-        <w:t xml:space="preserve">Programming 1 : </w:t>
-      </w:r>
-      <w:proofErr w:type="spellStart"/>
-      <w:r>
-        <w:rPr>
-          <w:lang w:val="it-IT"/>
-        </w:rPr>
-        <w:t>Upto</w:t>
-      </w:r>
-      <w:proofErr w:type="spellEnd"/>
-      <w:r>
-        <w:rPr>
-          <w:lang w:val="it-IT"/>
-        </w:rPr>
-        <w:t xml:space="preserve"> </w:t>
-      </w:r>
-      <w:proofErr w:type="spellStart"/>
-      <w:r>
-        <w:rPr>
-          <w:lang w:val="it-IT"/>
-        </w:rPr>
-        <w:t>dictionaries</w:t>
-      </w:r>
-      <w:proofErr w:type="spellEnd"/>
-      <w:r>
-        <w:rPr>
-          <w:lang w:val="it-IT"/>
-        </w:rPr>
-        <w:t xml:space="preserve">, </w:t>
-      </w:r>
-      <w:proofErr w:type="spellStart"/>
-      <w:r>
-        <w:rPr>
-          <w:lang w:val="it-IT"/>
-        </w:rPr>
-        <w:t>basic</w:t>
-      </w:r>
-      <w:proofErr w:type="spellEnd"/>
-      <w:r>
-        <w:rPr>
-          <w:lang w:val="it-IT"/>
-        </w:rPr>
-        <w:t xml:space="preserve"> </w:t>
-      </w:r>
-      <w:proofErr w:type="spellStart"/>
-      <w:r>
-        <w:rPr>
-          <w:lang w:val="it-IT"/>
-        </w:rPr>
-        <w:t>exersices</w:t>
-      </w:r>
-      <w:proofErr w:type="spellEnd"/>
-    </w:p>
-    <w:p>
-      <w:pPr>
-        <w:rPr>
-          <w:lang w:val="it-IT"/>
-        </w:rPr>
-      </w:pPr>
-      <w:r>
-        <w:rPr>
-          <w:lang w:val="it-IT"/>
-        </w:rPr>
-        <w:t xml:space="preserve">Programming 2 : </w:t>
-      </w:r>
-      <w:proofErr w:type="spellStart"/>
-      <w:r>
-        <w:rPr>
-          <w:lang w:val="it-IT"/>
-        </w:rPr>
-        <w:t>Nothing</w:t>
-      </w:r>
-      <w:proofErr w:type="spellEnd"/>
-      <w:r>
-        <w:rPr>
-          <w:lang w:val="it-IT"/>
-        </w:rPr>
-        <w:t>!</w:t>
-      </w:r>
-    </w:p>
-    <w:p>
-      <w:pPr>
-        <w:rPr>
-          <w:lang w:val="it-IT"/>
-        </w:rPr>
-      </w:pPr>
-      <w:r>
-        <w:rPr>
-          <w:lang w:val="it-IT"/>
-        </w:rPr>
-        <w:t xml:space="preserve">Cal 1 : </w:t>
-      </w:r>
-      <w:proofErr w:type="spellStart"/>
-      <w:r>
-        <w:rPr>
-          <w:lang w:val="it-IT"/>
-        </w:rPr>
-        <w:t>Nothing</w:t>
-      </w:r>
-      <w:proofErr w:type="spellEnd"/>
-      <w:r>
-        <w:rPr>
-          <w:lang w:val="it-IT"/>
-        </w:rPr>
-        <w:t xml:space="preserve">! (Not </w:t>
-      </w:r>
-      <w:proofErr w:type="spellStart"/>
-      <w:r>
-        <w:rPr>
-          <w:lang w:val="it-IT"/>
-        </w:rPr>
-        <w:t>important</w:t>
-      </w:r>
-      <w:proofErr w:type="spellEnd"/>
-      <w:r>
-        <w:rPr>
-          <w:lang w:val="it-IT"/>
-        </w:rPr>
-        <w:t>)</w:t>
-      </w:r>
-    </w:p>
-    <w:p>
-      <w:pPr>
-        <w:rPr>
-          <w:lang w:val="it-IT"/>
-        </w:rPr>
-      </w:pPr>
-      <w:r>
-        <w:rPr>
-          <w:lang w:val="it-IT"/>
-        </w:rPr>
-        <w:t xml:space="preserve">Cal 2 : </w:t>
-      </w:r>
-      <w:proofErr w:type="spellStart"/>
-      <w:r>
-        <w:rPr>
-          <w:lang w:val="it-IT"/>
-        </w:rPr>
-        <w:t>Nothing</w:t>
-      </w:r>
-      <w:proofErr w:type="spellEnd"/>
-      <w:r>
-        <w:rPr>
-          <w:lang w:val="it-IT"/>
-        </w:rPr>
-        <w:t xml:space="preserve"> ! (Not </w:t>
-      </w:r>
-      <w:proofErr w:type="spellStart"/>
-      <w:r>
-        <w:rPr>
-          <w:lang w:val="it-IT"/>
-        </w:rPr>
-        <w:t>important</w:t>
-      </w:r>
-      <w:proofErr w:type="spellEnd"/>
-      <w:r>
-        <w:rPr>
-          <w:lang w:val="it-IT"/>
-        </w:rPr>
-        <w:t>)</w:t>
-      </w:r>
-    </w:p>
-    <w:p>
-      <w:r>
-        <w:t xml:space="preserve">KRR1 : </w:t>
-      </w:r>
-      <w:proofErr w:type="spellStart"/>
-      <w:r>
-        <w:t>Upto</w:t>
-      </w:r>
-      <w:proofErr w:type="spellEnd"/>
-      <w:r>
-        <w:t xml:space="preserve"> ALC half, </w:t>
-      </w:r>
-      <w:proofErr w:type="spellStart"/>
-      <w:r>
-        <w:t>Excersize</w:t>
-      </w:r>
-      <w:proofErr w:type="spellEnd"/>
-      <w:r>
-        <w:t xml:space="preserve"> s</w:t>
+      <w:r>
+        <w:t>Programming 1 : Upto dictionaries, basic exersices</w:t>
+      </w:r>
+    </w:p>
+    <w:p>
+      <w:r>
+        <w:t>Programming 2 : Nothing!</w:t>
+      </w:r>
+    </w:p>
+    <w:p>
+      <w:r>
+        <w:t>Cal 1 : Nothing! (Not important)</w:t>
+      </w:r>
+    </w:p>
+    <w:p>
+      <w:r>
+        <w:t>Cal 2 : Nothing ! (Not important)</w:t>
+      </w:r>
+    </w:p>
+    <w:p>
+      <w:r>
+        <w:t>KRR1 : Upto ALC half, Excersize s</w:t>
       </w:r>
       <w:r>
         <w:t>heet 1,2,3 for 21/22</w:t>
@@ -237,15 +72,7 @@
     </w:p>
     <w:p>
       <w:r>
-        <w:t xml:space="preserve">Target to finish prog1 and krr1 and </w:t>
-      </w:r>
-      <w:proofErr w:type="spellStart"/>
-      <w:r>
-        <w:t>psy</w:t>
-      </w:r>
-      <w:proofErr w:type="spellEnd"/>
-      <w:r>
-        <w:t xml:space="preserve"> asap without exercises before the 20</w:t>
+        <w:t>Target to finish prog1 and krr1 and psy asap without exercises before the 20</w:t>
       </w:r>
       <w:r>
         <w:rPr>
@@ -257,6 +84,103 @@
         <w:t xml:space="preserve">. </w:t>
       </w:r>
     </w:p>
+    <w:p>
+      <w:pPr>
+        <w:rPr>
+          <w:b/>
+          <w:bCs/>
+        </w:rPr>
+      </w:pPr>
+    </w:p>
+    <w:p>
+      <w:pPr>
+        <w:rPr>
+          <w:b/>
+          <w:bCs/>
+        </w:rPr>
+      </w:pPr>
+      <w:r>
+        <w:rPr>
+          <w:b/>
+          <w:bCs/>
+        </w:rPr>
+        <w:t>15.08.26</w:t>
+      </w:r>
+    </w:p>
+    <w:p/>
+    <w:p>
+      <w:r>
+        <w:t xml:space="preserve">So far </w:t>
+      </w:r>
+      <w:r>
+        <w:t>:</w:t>
+      </w:r>
+    </w:p>
+    <w:p>
+      <w:r>
+        <w:t xml:space="preserve">Programming 1 : Upto </w:t>
+      </w:r>
+      <w:r>
+        <w:t>tuples</w:t>
+      </w:r>
+      <w:r>
+        <w:t>, basic exersices</w:t>
+      </w:r>
+    </w:p>
+    <w:p>
+      <w:r>
+        <w:t>Programming 2 : Nothing!</w:t>
+      </w:r>
+    </w:p>
+    <w:p>
+      <w:r>
+        <w:t>Cal 1 : Nothing! (Not important)</w:t>
+      </w:r>
+    </w:p>
+    <w:p>
+      <w:r>
+        <w:t>Cal 2 : Nothing ! (Not important)</w:t>
+      </w:r>
+    </w:p>
+    <w:p>
+      <w:r>
+        <w:t>KRR1 : Upto ALC half, Excersize s</w:t>
+      </w:r>
+      <w:r>
+        <w:t>heet 1,2,3 for 21/22</w:t>
+      </w:r>
+    </w:p>
+    <w:p>
+      <w:r>
+        <w:t>KRR2 : Nothing!</w:t>
+      </w:r>
+    </w:p>
+    <w:p>
+      <w:r>
+        <w:t>Psychology : Chapter two</w:t>
+      </w:r>
+    </w:p>
+    <w:p/>
+    <w:p>
+      <w:r>
+        <w:t>Days left : 15</w:t>
+      </w:r>
+    </w:p>
+    <w:p>
+      <w:r>
+        <w:t>Target to finish prog1 and krr1 and psy asap without exercises before the 20</w:t>
+      </w:r>
+      <w:r>
+        <w:rPr>
+          <w:vertAlign w:val="superscript"/>
+        </w:rPr>
+        <w:t>th</w:t>
+      </w:r>
+      <w:r>
+        <w:t xml:space="preserve">. </w:t>
+      </w:r>
+    </w:p>
+    <w:p/>
     <w:sectPr>
       <w:pgSz w:w="11906" w:h="16838"/>
       <w:pgMar w:top="1440" w:right="1440" w:bottom="1440" w:left="1440" w:header="708" w:footer="708" w:gutter="0"/>

--- a/Daily updates.docx
+++ b/Daily updates.docx
@@ -152,6 +152,116 @@
     </w:p>
     <w:p>
       <w:r>
+        <w:t xml:space="preserve">KRR2 : </w:t>
+      </w:r>
+      <w:r>
+        <w:t>First chapt</w:t>
+      </w:r>
+    </w:p>
+    <w:p>
+      <w:r>
+        <w:t>Psychology : Chapter two</w:t>
+      </w:r>
+    </w:p>
+    <w:p/>
+    <w:p>
+      <w:r>
+        <w:t>Days left : 15</w:t>
+      </w:r>
+    </w:p>
+    <w:p>
+      <w:r>
+        <w:t>Target to finish prog1 and krr1 and psy asap without exercises before the 20</w:t>
+      </w:r>
+      <w:r>
+        <w:rPr>
+          <w:vertAlign w:val="superscript"/>
+        </w:rPr>
+        <w:t>th</w:t>
+      </w:r>
+      <w:r>
+        <w:t xml:space="preserve">. </w:t>
+      </w:r>
+    </w:p>
+    <w:p/>
+    <w:p/>
+    <w:p/>
+    <w:p/>
+    <w:p>
+      <w:pPr>
+        <w:rPr>
+          <w:b/>
+          <w:bCs/>
+        </w:rPr>
+      </w:pPr>
+      <w:r>
+        <w:rPr>
+          <w:b/>
+          <w:bCs/>
+        </w:rPr>
+        <w:lastRenderedPageBreak/>
+        <w:t>1</w:t>
+      </w:r>
+      <w:r>
+        <w:rPr>
+          <w:b/>
+          <w:bCs/>
+        </w:rPr>
+        <w:t>7</w:t>
+      </w:r>
+      <w:r>
+        <w:rPr>
+          <w:b/>
+          <w:bCs/>
+        </w:rPr>
+        <w:t>.08.26</w:t>
+      </w:r>
+    </w:p>
+    <w:p/>
+    <w:p>
+      <w:r>
+        <w:t xml:space="preserve">So far </w:t>
+      </w:r>
+      <w:r>
+        <w:t>:</w:t>
+      </w:r>
+    </w:p>
+    <w:p>
+      <w:r>
+        <w:t xml:space="preserve">Programming 1 : Upto </w:t>
+      </w:r>
+      <w:r>
+        <w:t>tuples</w:t>
+      </w:r>
+      <w:r>
+        <w:t>, basic exersices</w:t>
+      </w:r>
+    </w:p>
+    <w:p>
+      <w:r>
+        <w:t>Programming 2 : Nothing!</w:t>
+      </w:r>
+    </w:p>
+    <w:p>
+      <w:r>
+        <w:t>Cal 1 : Nothing! (Not important)</w:t>
+      </w:r>
+    </w:p>
+    <w:p>
+      <w:r>
+        <w:t>Cal 2 : Nothing ! (Not important)</w:t>
+      </w:r>
+    </w:p>
+    <w:p>
+      <w:r>
+        <w:t>KRR1 : Upto ALC half, Excersize s</w:t>
+      </w:r>
+      <w:r>
+        <w:t>heet 1,2,3 for 21/22</w:t>
+      </w:r>
+    </w:p>
+    <w:p>
+      <w:r>
         <w:t>KRR2 : Nothing!</w:t>
       </w:r>
     </w:p>
@@ -163,7 +273,10 @@
     <w:p/>
     <w:p>
       <w:r>
-        <w:t>Days left : 15</w:t>
+        <w:t>Days left : 1</w:t>
+      </w:r>
+      <w:r>
+        <w:t>3</w:t>
       </w:r>
     </w:p>
     <w:p>

--- a/Daily updates.docx
+++ b/Daily updates.docx
@@ -267,16 +267,16 @@
     </w:p>
     <w:p>
       <w:r>
-        <w:t>Psychology : Chapter two</w:t>
+        <w:t xml:space="preserve">Psychology : Chapter </w:t>
+      </w:r>
+      <w:r>
+        <w:t>3.3</w:t>
       </w:r>
     </w:p>
     <w:p/>
     <w:p>
       <w:r>
-        <w:t>Days left : 1</w:t>
-      </w:r>
-      <w:r>
-        <w:t>3</w:t>
+        <w:t>Days left : 13</w:t>
       </w:r>
     </w:p>
     <w:p>

--- a/Daily updates.docx
+++ b/Daily updates.docx
@@ -291,6 +291,112 @@
       </w:r>
       <w:r>
         <w:t xml:space="preserve">. </w:t>
+      </w:r>
+    </w:p>
+    <w:p/>
+    <w:p/>
+    <w:p>
+      <w:pPr>
+        <w:rPr>
+          <w:b/>
+          <w:bCs/>
+        </w:rPr>
+      </w:pPr>
+      <w:r>
+        <w:rPr>
+          <w:b/>
+          <w:bCs/>
+        </w:rPr>
+        <w:t>21</w:t>
+      </w:r>
+      <w:r>
+        <w:rPr>
+          <w:b/>
+          <w:bCs/>
+        </w:rPr>
+        <w:t>.08.26</w:t>
+      </w:r>
+    </w:p>
+    <w:p/>
+    <w:p>
+      <w:r>
+        <w:t xml:space="preserve">So far </w:t>
+      </w:r>
+      <w:r>
+        <w:t>:</w:t>
+      </w:r>
+    </w:p>
+    <w:p>
+      <w:r>
+        <w:t xml:space="preserve">Programming 1 : Upto </w:t>
+      </w:r>
+      <w:r>
+        <w:t>tuples</w:t>
+      </w:r>
+      <w:r>
+        <w:t>, basic exersices</w:t>
+      </w:r>
+    </w:p>
+    <w:p>
+      <w:r>
+        <w:t>Programming 2 : Nothing!</w:t>
+      </w:r>
+    </w:p>
+    <w:p>
+      <w:r>
+        <w:t>Cal 1 : Nothing! (Not important)</w:t>
+      </w:r>
+    </w:p>
+    <w:p>
+      <w:r>
+        <w:t>Cal 2 : Nothing ! (Not important)</w:t>
+      </w:r>
+    </w:p>
+    <w:p>
+      <w:r>
+        <w:t>KRR1 : Upto ALC half, Excersize s</w:t>
+      </w:r>
+      <w:r>
+        <w:t>heet 1,2,3 for 21/22</w:t>
+      </w:r>
+    </w:p>
+    <w:p>
+      <w:r>
+        <w:t>KRR2 : Nothing!</w:t>
+      </w:r>
+    </w:p>
+    <w:p>
+      <w:r>
+        <w:t xml:space="preserve">Psychology : Chapter </w:t>
+      </w:r>
+      <w:r>
+        <w:t>5.3</w:t>
+      </w:r>
+    </w:p>
+    <w:p/>
+    <w:p>
+      <w:r>
+        <w:t xml:space="preserve">Days left : </w:t>
+      </w:r>
+      <w:r>
+        <w:t>9</w:t>
+      </w:r>
+    </w:p>
+    <w:p>
+      <w:r>
+        <w:t xml:space="preserve">Target to finish </w:t>
+      </w:r>
+      <w:r>
+        <w:t>psy by 23</w:t>
+      </w:r>
+      <w:r>
+        <w:rPr>
+          <w:vertAlign w:val="superscript"/>
+        </w:rPr>
+        <w:t>rd</w:t>
+      </w:r>
+      <w:r>
+        <w:t>, start krr2 and prog2 and finish asap, leave last 3 days for psy|</w:t>
       </w:r>
     </w:p>
     <w:p/>

--- a/Daily updates.docx
+++ b/Daily updates.docx
@@ -367,10 +367,116 @@
     </w:p>
     <w:p>
       <w:r>
+        <w:t>Psychology : Chapter 5.3</w:t>
+      </w:r>
+    </w:p>
+    <w:p/>
+    <w:p>
+      <w:r>
+        <w:t>Days left : 9</w:t>
+      </w:r>
+    </w:p>
+    <w:p>
+      <w:r>
+        <w:t>Target to finish psy by 23</w:t>
+      </w:r>
+      <w:r>
+        <w:rPr>
+          <w:vertAlign w:val="superscript"/>
+        </w:rPr>
+        <w:t>rd</w:t>
+      </w:r>
+      <w:r>
+        <w:t>, start krr2 and prog2 and finish asap, leave last 3 days for psy|</w:t>
+      </w:r>
+    </w:p>
+    <w:p/>
+    <w:p/>
+    <w:p/>
+    <w:p>
+      <w:pPr>
+        <w:rPr>
+          <w:b/>
+          <w:bCs/>
+        </w:rPr>
+      </w:pPr>
+      <w:r>
+        <w:rPr>
+          <w:b/>
+          <w:bCs/>
+        </w:rPr>
+        <w:lastRenderedPageBreak/>
+        <w:t>2</w:t>
+      </w:r>
+      <w:r>
+        <w:rPr>
+          <w:b/>
+          <w:bCs/>
+        </w:rPr>
+        <w:t>4</w:t>
+      </w:r>
+      <w:r>
+        <w:rPr>
+          <w:b/>
+          <w:bCs/>
+        </w:rPr>
+        <w:t>.08.26</w:t>
+      </w:r>
+    </w:p>
+    <w:p/>
+    <w:p>
+      <w:r>
+        <w:t xml:space="preserve">So far </w:t>
+      </w:r>
+      <w:r>
+        <w:t>:</w:t>
+      </w:r>
+    </w:p>
+    <w:p>
+      <w:r>
+        <w:t xml:space="preserve">Programming 1 : Upto </w:t>
+      </w:r>
+      <w:r>
+        <w:t>tuples</w:t>
+      </w:r>
+      <w:r>
+        <w:t>, basic exersices</w:t>
+      </w:r>
+    </w:p>
+    <w:p>
+      <w:r>
+        <w:t>Programming 2 : Nothing!</w:t>
+      </w:r>
+    </w:p>
+    <w:p>
+      <w:r>
+        <w:t>Cal 1 : Nothing! (Not important)</w:t>
+      </w:r>
+    </w:p>
+    <w:p>
+      <w:r>
+        <w:t>Cal 2 : Nothing ! (Not important)</w:t>
+      </w:r>
+    </w:p>
+    <w:p>
+      <w:r>
+        <w:t>KRR1 : Upto ALC half, Excersize s</w:t>
+      </w:r>
+      <w:r>
+        <w:t>heet 1,2,3 for 21/22</w:t>
+      </w:r>
+    </w:p>
+    <w:p>
+      <w:r>
+        <w:t>KRR2 : Nothing!</w:t>
+      </w:r>
+    </w:p>
+    <w:p>
+      <w:r>
         <w:t xml:space="preserve">Psychology : Chapter </w:t>
       </w:r>
       <w:r>
-        <w:t>5.3</w:t>
+        <w:t>6</w:t>
       </w:r>
     </w:p>
     <w:p/>
@@ -379,24 +485,18 @@
         <w:t xml:space="preserve">Days left : </w:t>
       </w:r>
       <w:r>
-        <w:t>9</w:t>
-      </w:r>
-    </w:p>
-    <w:p>
-      <w:r>
-        <w:t xml:space="preserve">Target to finish </w:t>
-      </w:r>
-      <w:r>
-        <w:t>psy by 23</w:t>
-      </w:r>
-      <w:r>
-        <w:rPr>
-          <w:vertAlign w:val="superscript"/>
-        </w:rPr>
-        <w:t>rd</w:t>
-      </w:r>
-      <w:r>
-        <w:t>, start krr2 and prog2 and finish asap, leave last 3 days for psy|</w:t>
+        <w:t>6</w:t>
+      </w:r>
+    </w:p>
+    <w:p>
+      <w:r>
+        <w:t>Target to finish psy by 2</w:t>
+      </w:r>
+      <w:r>
+        <w:t>6th</w:t>
+      </w:r>
+      <w:r>
+        <w:t>, start krr2 and prog2 and finish asap, leave last 3 days for psy</w:t>
       </w:r>
     </w:p>
     <w:p/>

--- a/Daily updates.docx
+++ b/Daily updates.docx
@@ -406,14 +406,7 @@
           <w:bCs/>
         </w:rPr>
         <w:lastRenderedPageBreak/>
-        <w:t>2</w:t>
-      </w:r>
-      <w:r>
-        <w:rPr>
-          <w:b/>
-          <w:bCs/>
-        </w:rPr>
-        <w:t>4</w:t>
+        <w:t>24</w:t>
       </w:r>
       <w:r>
         <w:rPr>
@@ -473,30 +466,21 @@
     </w:p>
     <w:p>
       <w:r>
-        <w:t xml:space="preserve">Psychology : Chapter </w:t>
-      </w:r>
-      <w:r>
-        <w:t>6</w:t>
-      </w:r>
-    </w:p>
-    <w:p/>
-    <w:p>
-      <w:r>
-        <w:t xml:space="preserve">Days left : </w:t>
-      </w:r>
-      <w:r>
-        <w:t>6</w:t>
-      </w:r>
-    </w:p>
-    <w:p>
-      <w:r>
-        <w:t>Target to finish psy by 2</w:t>
-      </w:r>
-      <w:r>
-        <w:t>6th</w:t>
-      </w:r>
-      <w:r>
-        <w:t>, start krr2 and prog2 and finish asap, leave last 3 days for psy</w:t>
+        <w:t>Psychology : Chapter 6</w:t>
+      </w:r>
+      <w:r>
+        <w:t xml:space="preserve"> page 42</w:t>
+      </w:r>
+    </w:p>
+    <w:p/>
+    <w:p>
+      <w:r>
+        <w:t>Days left : 6</w:t>
+      </w:r>
+    </w:p>
+    <w:p>
+      <w:r>
+        <w:t>Target to finish psy by 26th, start krr2 and prog2 and finish asap, leave last 3 days for psy</w:t>
       </w:r>
     </w:p>
     <w:p/>

--- a/Daily updates.docx
+++ b/Daily updates.docx
@@ -481,6 +481,112 @@
     <w:p>
       <w:r>
         <w:t>Target to finish psy by 26th, start krr2 and prog2 and finish asap, leave last 3 days for psy</w:t>
+      </w:r>
+    </w:p>
+    <w:p/>
+    <w:p>
+      <w:pPr>
+        <w:rPr>
+          <w:b/>
+          <w:bCs/>
+        </w:rPr>
+      </w:pPr>
+      <w:r>
+        <w:rPr>
+          <w:b/>
+          <w:bCs/>
+        </w:rPr>
+        <w:t>2</w:t>
+      </w:r>
+      <w:r>
+        <w:rPr>
+          <w:b/>
+          <w:bCs/>
+        </w:rPr>
+        <w:t>7</w:t>
+      </w:r>
+      <w:r>
+        <w:rPr>
+          <w:b/>
+          <w:bCs/>
+        </w:rPr>
+        <w:t>.08.26</w:t>
+      </w:r>
+    </w:p>
+    <w:p/>
+    <w:p>
+      <w:r>
+        <w:t xml:space="preserve">So far </w:t>
+      </w:r>
+      <w:r>
+        <w:t>:</w:t>
+      </w:r>
+    </w:p>
+    <w:p>
+      <w:r>
+        <w:t xml:space="preserve">Programming 1 : Upto </w:t>
+      </w:r>
+      <w:r>
+        <w:t>tuples</w:t>
+      </w:r>
+      <w:r>
+        <w:t>, basic exersices</w:t>
+      </w:r>
+    </w:p>
+    <w:p>
+      <w:r>
+        <w:t>Programming 2 : Nothing!</w:t>
+      </w:r>
+    </w:p>
+    <w:p>
+      <w:r>
+        <w:t>Cal 1 : Nothing! (Not important)</w:t>
+      </w:r>
+    </w:p>
+    <w:p>
+      <w:r>
+        <w:t>Cal 2 : Nothing ! (Not important)</w:t>
+      </w:r>
+    </w:p>
+    <w:p>
+      <w:r>
+        <w:t>KRR1 : Upto ALC half, Excersize s</w:t>
+      </w:r>
+      <w:r>
+        <w:t>heet 1,2,3 for 21/22</w:t>
+      </w:r>
+    </w:p>
+    <w:p>
+      <w:r>
+        <w:t>KRR2 : Nothing!</w:t>
+      </w:r>
+    </w:p>
+    <w:p>
+      <w:r>
+        <w:t>Psychology : Chapter 6 page 42</w:t>
+      </w:r>
+      <w:r>
+        <w:t xml:space="preserve"> and bristol bo</w:t>
+      </w:r>
+      <w:r>
+        <w:t>ard notes end of chapt 2</w:t>
+      </w:r>
+    </w:p>
+    <w:p/>
+    <w:p>
+      <w:r>
+        <w:t xml:space="preserve">Days left : </w:t>
+      </w:r>
+      <w:r>
+        <w:t>5</w:t>
+      </w:r>
+    </w:p>
+    <w:p>
+      <w:r>
+        <w:t xml:space="preserve">Target to finish </w:t>
+      </w:r>
+      <w:r>
+        <w:t>psy asap. Main focus on psy and gonna do LTM and STM by 29th</w:t>
       </w:r>
     </w:p>
     <w:p/>

--- a/Daily updates.docx
+++ b/Daily updates.docx
@@ -496,6 +496,100 @@
           <w:b/>
           <w:bCs/>
         </w:rPr>
+        <w:t>27</w:t>
+      </w:r>
+      <w:r>
+        <w:rPr>
+          <w:b/>
+          <w:bCs/>
+        </w:rPr>
+        <w:t>.08.26</w:t>
+      </w:r>
+    </w:p>
+    <w:p/>
+    <w:p>
+      <w:r>
+        <w:t xml:space="preserve">So far </w:t>
+      </w:r>
+      <w:r>
+        <w:t>:</w:t>
+      </w:r>
+    </w:p>
+    <w:p>
+      <w:r>
+        <w:t xml:space="preserve">Programming 1 : Upto </w:t>
+      </w:r>
+      <w:r>
+        <w:t>tuples</w:t>
+      </w:r>
+      <w:r>
+        <w:t>, basic exersices</w:t>
+      </w:r>
+    </w:p>
+    <w:p>
+      <w:r>
+        <w:t>Programming 2 : Nothing!</w:t>
+      </w:r>
+    </w:p>
+    <w:p>
+      <w:r>
+        <w:t>Cal 1 : Nothing! (Not important)</w:t>
+      </w:r>
+    </w:p>
+    <w:p>
+      <w:r>
+        <w:t>Cal 2 : Nothing ! (Not important)</w:t>
+      </w:r>
+    </w:p>
+    <w:p>
+      <w:r>
+        <w:t>KRR1 : Upto ALC half, Excersize s</w:t>
+      </w:r>
+      <w:r>
+        <w:t>heet 1,2,3 for 21/22</w:t>
+      </w:r>
+    </w:p>
+    <w:p>
+      <w:r>
+        <w:t>KRR2 : Nothing!</w:t>
+      </w:r>
+    </w:p>
+    <w:p>
+      <w:r>
+        <w:t>Psychology : Chapter 6 page 42 and bristol bo</w:t>
+      </w:r>
+      <w:r>
+        <w:t>ard notes end of chapt 2</w:t>
+      </w:r>
+    </w:p>
+    <w:p/>
+    <w:p>
+      <w:r>
+        <w:t>Days left : 5</w:t>
+      </w:r>
+    </w:p>
+    <w:p>
+      <w:r>
+        <w:t>Target to finish psy asap. Main focus on psy and gonna do LTM and STM by 29th</w:t>
+      </w:r>
+    </w:p>
+    <w:p/>
+    <w:p/>
+    <w:p/>
+    <w:p/>
+    <w:p>
+      <w:pPr>
+        <w:rPr>
+          <w:b/>
+          <w:bCs/>
+        </w:rPr>
+      </w:pPr>
+      <w:r>
+        <w:rPr>
+          <w:b/>
+          <w:bCs/>
+        </w:rPr>
+        <w:lastRenderedPageBreak/>
         <w:t>2</w:t>
       </w:r>
       <w:r>
@@ -503,7 +597,7 @@
           <w:b/>
           <w:bCs/>
         </w:rPr>
-        <w:t>7</w:t>
+        <w:t>8</w:t>
       </w:r>
       <w:r>
         <w:rPr>
@@ -563,30 +657,24 @@
     </w:p>
     <w:p>
       <w:r>
-        <w:t>Psychology : Chapter 6 page 42</w:t>
-      </w:r>
-      <w:r>
-        <w:t xml:space="preserve"> and bristol bo</w:t>
-      </w:r>
-      <w:r>
-        <w:t>ard notes end of chapt 2</w:t>
-      </w:r>
-    </w:p>
-    <w:p/>
-    <w:p>
-      <w:r>
-        <w:t xml:space="preserve">Days left : </w:t>
-      </w:r>
-      <w:r>
-        <w:t>5</w:t>
-      </w:r>
-    </w:p>
-    <w:p>
-      <w:r>
-        <w:t xml:space="preserve">Target to finish </w:t>
-      </w:r>
-      <w:r>
-        <w:t>psy asap. Main focus on psy and gonna do LTM and STM by 29th</w:t>
+        <w:t>Psychology : Chapter 6 page 42 and bristol bo</w:t>
+      </w:r>
+      <w:r>
+        <w:t xml:space="preserve">ard notes end of </w:t>
+      </w:r>
+      <w:r>
+        <w:t>almost chapt 3</w:t>
+      </w:r>
+    </w:p>
+    <w:p/>
+    <w:p>
+      <w:r>
+        <w:t>Days left : 5</w:t>
+      </w:r>
+    </w:p>
+    <w:p>
+      <w:r>
+        <w:t>Target to finish psy asap. Main focus on psy and gonna do LTM and STM by 29th</w:t>
       </w:r>
     </w:p>
     <w:p/>

--- a/Daily updates.docx
+++ b/Daily updates.docx
@@ -590,6 +590,96 @@
           <w:bCs/>
         </w:rPr>
         <w:lastRenderedPageBreak/>
+        <w:t>28</w:t>
+      </w:r>
+      <w:r>
+        <w:rPr>
+          <w:b/>
+          <w:bCs/>
+        </w:rPr>
+        <w:t>.08.26</w:t>
+      </w:r>
+    </w:p>
+    <w:p/>
+    <w:p>
+      <w:r>
+        <w:t xml:space="preserve">So far </w:t>
+      </w:r>
+      <w:r>
+        <w:t>:</w:t>
+      </w:r>
+    </w:p>
+    <w:p>
+      <w:r>
+        <w:t xml:space="preserve">Programming 1 : Upto </w:t>
+      </w:r>
+      <w:r>
+        <w:t>tuples</w:t>
+      </w:r>
+      <w:r>
+        <w:t>, basic exersices</w:t>
+      </w:r>
+    </w:p>
+    <w:p>
+      <w:r>
+        <w:t>Programming 2 : Nothing!</w:t>
+      </w:r>
+    </w:p>
+    <w:p>
+      <w:r>
+        <w:t>Cal 1 : Nothing! (Not important)</w:t>
+      </w:r>
+    </w:p>
+    <w:p>
+      <w:r>
+        <w:t>Cal 2 : Nothing ! (Not important)</w:t>
+      </w:r>
+    </w:p>
+    <w:p>
+      <w:r>
+        <w:t>KRR1 : Upto ALC half, Excersize s</w:t>
+      </w:r>
+      <w:r>
+        <w:t>heet 1,2,3 for 21/22</w:t>
+      </w:r>
+    </w:p>
+    <w:p>
+      <w:r>
+        <w:t>KRR2 : Nothing!</w:t>
+      </w:r>
+    </w:p>
+    <w:p>
+      <w:r>
+        <w:t>Psychology : Chapter 6 page 42 and bristol bo</w:t>
+      </w:r>
+      <w:r>
+        <w:t>ard notes end of almost chapt 3</w:t>
+      </w:r>
+    </w:p>
+    <w:p/>
+    <w:p>
+      <w:r>
+        <w:t>Days left : 5</w:t>
+      </w:r>
+    </w:p>
+    <w:p>
+      <w:r>
+        <w:t>Target to finish psy asap. Main focus on psy and gonna do LTM and STM by 29th</w:t>
+      </w:r>
+    </w:p>
+    <w:p/>
+    <w:p>
+      <w:pPr>
+        <w:rPr>
+          <w:b/>
+          <w:bCs/>
+        </w:rPr>
+      </w:pPr>
+      <w:r>
+        <w:rPr>
+          <w:b/>
+          <w:bCs/>
+        </w:rPr>
         <w:t>2</w:t>
       </w:r>
       <w:r>
@@ -597,7 +687,7 @@
           <w:b/>
           <w:bCs/>
         </w:rPr>
-        <w:t>8</w:t>
+        <w:t>9</w:t>
       </w:r>
       <w:r>
         <w:rPr>
@@ -660,21 +750,35 @@
         <w:t>Psychology : Chapter 6 page 42 and bristol bo</w:t>
       </w:r>
       <w:r>
-        <w:t xml:space="preserve">ard notes end of </w:t>
-      </w:r>
-      <w:r>
-        <w:t>almost chapt 3</w:t>
-      </w:r>
-    </w:p>
-    <w:p/>
-    <w:p>
-      <w:r>
-        <w:t>Days left : 5</w:t>
-      </w:r>
-    </w:p>
-    <w:p>
-      <w:r>
-        <w:t>Target to finish psy asap. Main focus on psy and gonna do LTM and STM by 29th</w:t>
+        <w:t xml:space="preserve">ard notes </w:t>
+      </w:r>
+      <w:r>
+        <w:t>page 35 of chapt 6</w:t>
+      </w:r>
+    </w:p>
+    <w:p/>
+    <w:p>
+      <w:r>
+        <w:t xml:space="preserve">Days left : </w:t>
+      </w:r>
+      <w:r>
+        <w:t>3</w:t>
+      </w:r>
+    </w:p>
+    <w:p>
+      <w:pPr>
+        <w:rPr>
+          <w:lang w:val="it-IT"/>
+        </w:rPr>
+      </w:pPr>
+      <w:r>
+        <w:t xml:space="preserve">Target to finish psy by tomorrow. Around 300 pages left. 120+100+150. Im so tired </w:t>
+      </w:r>
+      <w:r>
+        <w:rPr>
+          <w:lang w:val="it-IT"/>
+        </w:rPr>
+        <w:t>:(</w:t>
       </w:r>
     </w:p>
     <w:p/>

--- a/Daily updates.docx
+++ b/Daily updates.docx
@@ -28,8 +28,21 @@
     </w:p>
     <w:p>
       <w:r>
-        <w:t>Programming 1 : Upto dictionaries, basic exersices</w:t>
-      </w:r>
+        <w:t xml:space="preserve">Programming 1 : </w:t>
+      </w:r>
+      <w:proofErr w:type="spellStart"/>
+      <w:r>
+        <w:t>Upto</w:t>
+      </w:r>
+      <w:proofErr w:type="spellEnd"/>
+      <w:r>
+        <w:t xml:space="preserve"> dictionaries, basic </w:t>
+      </w:r>
+      <w:proofErr w:type="spellStart"/>
+      <w:r>
+        <w:t>exersices</w:t>
+      </w:r>
+      <w:proofErr w:type="spellEnd"/>
     </w:p>
     <w:p>
       <w:r>
@@ -48,7 +61,23 @@
     </w:p>
     <w:p>
       <w:r>
-        <w:t>KRR1 : Upto ALC half, Excersize s</w:t>
+        <w:t xml:space="preserve">KRR1 : </w:t>
+      </w:r>
+      <w:proofErr w:type="spellStart"/>
+      <w:r>
+        <w:t>Upto</w:t>
+      </w:r>
+      <w:proofErr w:type="spellEnd"/>
+      <w:r>
+        <w:t xml:space="preserve"> ALC half, </w:t>
+      </w:r>
+      <w:proofErr w:type="spellStart"/>
+      <w:r>
+        <w:t>Excersize</w:t>
+      </w:r>
+      <w:proofErr w:type="spellEnd"/>
+      <w:r>
+        <w:t xml:space="preserve"> s</w:t>
       </w:r>
       <w:r>
         <w:t>heet 1,2,3 for 21/22</w:t>
@@ -72,7 +101,15 @@
     </w:p>
     <w:p>
       <w:r>
-        <w:t>Target to finish prog1 and krr1 and psy asap without exercises before the 20</w:t>
+        <w:t xml:space="preserve">Target to finish prog1 and krr1 and </w:t>
+      </w:r>
+      <w:proofErr w:type="spellStart"/>
+      <w:r>
+        <w:t>psy</w:t>
+      </w:r>
+      <w:proofErr w:type="spellEnd"/>
+      <w:r>
+        <w:t xml:space="preserve"> asap without exercises before the 20</w:t>
       </w:r>
       <w:r>
         <w:rPr>
@@ -118,14 +155,27 @@
     </w:p>
     <w:p>
       <w:r>
-        <w:t xml:space="preserve">Programming 1 : Upto </w:t>
+        <w:t xml:space="preserve">Programming 1 : </w:t>
+      </w:r>
+      <w:proofErr w:type="spellStart"/>
+      <w:r>
+        <w:t>Upto</w:t>
+      </w:r>
+      <w:proofErr w:type="spellEnd"/>
+      <w:r>
+        <w:t xml:space="preserve"> </w:t>
       </w:r>
       <w:r>
         <w:t>tuples</w:t>
       </w:r>
       <w:r>
-        <w:t>, basic exersices</w:t>
-      </w:r>
+        <w:t xml:space="preserve">, basic </w:t>
+      </w:r>
+      <w:proofErr w:type="spellStart"/>
+      <w:r>
+        <w:t>exersices</w:t>
+      </w:r>
+      <w:proofErr w:type="spellEnd"/>
     </w:p>
     <w:p>
       <w:r>
@@ -144,7 +194,23 @@
     </w:p>
     <w:p>
       <w:r>
-        <w:t>KRR1 : Upto ALC half, Excersize s</w:t>
+        <w:t xml:space="preserve">KRR1 : </w:t>
+      </w:r>
+      <w:proofErr w:type="spellStart"/>
+      <w:r>
+        <w:t>Upto</w:t>
+      </w:r>
+      <w:proofErr w:type="spellEnd"/>
+      <w:r>
+        <w:t xml:space="preserve"> ALC half, </w:t>
+      </w:r>
+      <w:proofErr w:type="spellStart"/>
+      <w:r>
+        <w:t>Excersize</w:t>
+      </w:r>
+      <w:proofErr w:type="spellEnd"/>
+      <w:r>
+        <w:t xml:space="preserve"> s</w:t>
       </w:r>
       <w:r>
         <w:t>heet 1,2,3 for 21/22</w:t>
@@ -155,8 +221,13 @@
         <w:t xml:space="preserve">KRR2 : </w:t>
       </w:r>
       <w:r>
-        <w:t>First chapt</w:t>
-      </w:r>
+        <w:t xml:space="preserve">First </w:t>
+      </w:r>
+      <w:proofErr w:type="spellStart"/>
+      <w:r>
+        <w:t>chapt</w:t>
+      </w:r>
+      <w:proofErr w:type="spellEnd"/>
     </w:p>
     <w:p>
       <w:r>
@@ -171,7 +242,15 @@
     </w:p>
     <w:p>
       <w:r>
-        <w:t>Target to finish prog1 and krr1 and psy asap without exercises before the 20</w:t>
+        <w:t xml:space="preserve">Target to finish prog1 and krr1 and </w:t>
+      </w:r>
+      <w:proofErr w:type="spellStart"/>
+      <w:r>
+        <w:t>psy</w:t>
+      </w:r>
+      <w:proofErr w:type="spellEnd"/>
+      <w:r>
+        <w:t xml:space="preserve"> asap without exercises before the 20</w:t>
       </w:r>
       <w:r>
         <w:rPr>
@@ -228,14 +307,27 @@
     </w:p>
     <w:p>
       <w:r>
-        <w:t xml:space="preserve">Programming 1 : Upto </w:t>
+        <w:t xml:space="preserve">Programming 1 : </w:t>
+      </w:r>
+      <w:proofErr w:type="spellStart"/>
+      <w:r>
+        <w:t>Upto</w:t>
+      </w:r>
+      <w:proofErr w:type="spellEnd"/>
+      <w:r>
+        <w:t xml:space="preserve"> </w:t>
       </w:r>
       <w:r>
         <w:t>tuples</w:t>
       </w:r>
       <w:r>
-        <w:t>, basic exersices</w:t>
-      </w:r>
+        <w:t xml:space="preserve">, basic </w:t>
+      </w:r>
+      <w:proofErr w:type="spellStart"/>
+      <w:r>
+        <w:t>exersices</w:t>
+      </w:r>
+      <w:proofErr w:type="spellEnd"/>
     </w:p>
     <w:p>
       <w:r>
@@ -254,7 +346,23 @@
     </w:p>
     <w:p>
       <w:r>
-        <w:t>KRR1 : Upto ALC half, Excersize s</w:t>
+        <w:t xml:space="preserve">KRR1 : </w:t>
+      </w:r>
+      <w:proofErr w:type="spellStart"/>
+      <w:r>
+        <w:t>Upto</w:t>
+      </w:r>
+      <w:proofErr w:type="spellEnd"/>
+      <w:r>
+        <w:t xml:space="preserve"> ALC half, </w:t>
+      </w:r>
+      <w:proofErr w:type="spellStart"/>
+      <w:r>
+        <w:t>Excersize</w:t>
+      </w:r>
+      <w:proofErr w:type="spellEnd"/>
+      <w:r>
+        <w:t xml:space="preserve"> s</w:t>
       </w:r>
       <w:r>
         <w:t>heet 1,2,3 for 21/22</w:t>
@@ -281,7 +389,15 @@
     </w:p>
     <w:p>
       <w:r>
-        <w:t>Target to finish prog1 and krr1 and psy asap without exercises before the 20</w:t>
+        <w:t xml:space="preserve">Target to finish prog1 and krr1 and </w:t>
+      </w:r>
+      <w:proofErr w:type="spellStart"/>
+      <w:r>
+        <w:t>psy</w:t>
+      </w:r>
+      <w:proofErr w:type="spellEnd"/>
+      <w:r>
+        <w:t xml:space="preserve"> asap without exercises before the 20</w:t>
       </w:r>
       <w:r>
         <w:rPr>
@@ -328,14 +444,27 @@
     </w:p>
     <w:p>
       <w:r>
-        <w:t xml:space="preserve">Programming 1 : Upto </w:t>
+        <w:t xml:space="preserve">Programming 1 : </w:t>
+      </w:r>
+      <w:proofErr w:type="spellStart"/>
+      <w:r>
+        <w:t>Upto</w:t>
+      </w:r>
+      <w:proofErr w:type="spellEnd"/>
+      <w:r>
+        <w:t xml:space="preserve"> </w:t>
       </w:r>
       <w:r>
         <w:t>tuples</w:t>
       </w:r>
       <w:r>
-        <w:t>, basic exersices</w:t>
-      </w:r>
+        <w:t xml:space="preserve">, basic </w:t>
+      </w:r>
+      <w:proofErr w:type="spellStart"/>
+      <w:r>
+        <w:t>exersices</w:t>
+      </w:r>
+      <w:proofErr w:type="spellEnd"/>
     </w:p>
     <w:p>
       <w:r>
@@ -354,7 +483,23 @@
     </w:p>
     <w:p>
       <w:r>
-        <w:t>KRR1 : Upto ALC half, Excersize s</w:t>
+        <w:t xml:space="preserve">KRR1 : </w:t>
+      </w:r>
+      <w:proofErr w:type="spellStart"/>
+      <w:r>
+        <w:t>Upto</w:t>
+      </w:r>
+      <w:proofErr w:type="spellEnd"/>
+      <w:r>
+        <w:t xml:space="preserve"> ALC half, </w:t>
+      </w:r>
+      <w:proofErr w:type="spellStart"/>
+      <w:r>
+        <w:t>Excersize</w:t>
+      </w:r>
+      <w:proofErr w:type="spellEnd"/>
+      <w:r>
+        <w:t xml:space="preserve"> s</w:t>
       </w:r>
       <w:r>
         <w:t>heet 1,2,3 for 21/22</w:t>
@@ -378,7 +523,15 @@
     </w:p>
     <w:p>
       <w:r>
-        <w:t>Target to finish psy by 23</w:t>
+        <w:t xml:space="preserve">Target to finish </w:t>
+      </w:r>
+      <w:proofErr w:type="spellStart"/>
+      <w:r>
+        <w:t>psy</w:t>
+      </w:r>
+      <w:proofErr w:type="spellEnd"/>
+      <w:r>
+        <w:t xml:space="preserve"> by 23</w:t>
       </w:r>
       <w:r>
         <w:rPr>
@@ -387,7 +540,15 @@
         <w:t>rd</w:t>
       </w:r>
       <w:r>
-        <w:t>, start krr2 and prog2 and finish asap, leave last 3 days for psy|</w:t>
+        <w:t xml:space="preserve">, start krr2 and prog2 and finish asap, leave last 3 days for </w:t>
+      </w:r>
+      <w:proofErr w:type="spellStart"/>
+      <w:r>
+        <w:t>psy</w:t>
+      </w:r>
+      <w:proofErr w:type="spellEnd"/>
+      <w:r>
+        <w:t>|</w:t>
       </w:r>
     </w:p>
     <w:p/>
@@ -427,14 +588,27 @@
     </w:p>
     <w:p>
       <w:r>
-        <w:t xml:space="preserve">Programming 1 : Upto </w:t>
+        <w:t xml:space="preserve">Programming 1 : </w:t>
+      </w:r>
+      <w:proofErr w:type="spellStart"/>
+      <w:r>
+        <w:t>Upto</w:t>
+      </w:r>
+      <w:proofErr w:type="spellEnd"/>
+      <w:r>
+        <w:t xml:space="preserve"> </w:t>
       </w:r>
       <w:r>
         <w:t>tuples</w:t>
       </w:r>
       <w:r>
-        <w:t>, basic exersices</w:t>
-      </w:r>
+        <w:t xml:space="preserve">, basic </w:t>
+      </w:r>
+      <w:proofErr w:type="spellStart"/>
+      <w:r>
+        <w:t>exersices</w:t>
+      </w:r>
+      <w:proofErr w:type="spellEnd"/>
     </w:p>
     <w:p>
       <w:r>
@@ -453,7 +627,23 @@
     </w:p>
     <w:p>
       <w:r>
-        <w:t>KRR1 : Upto ALC half, Excersize s</w:t>
+        <w:t xml:space="preserve">KRR1 : </w:t>
+      </w:r>
+      <w:proofErr w:type="spellStart"/>
+      <w:r>
+        <w:t>Upto</w:t>
+      </w:r>
+      <w:proofErr w:type="spellEnd"/>
+      <w:r>
+        <w:t xml:space="preserve"> ALC half, </w:t>
+      </w:r>
+      <w:proofErr w:type="spellStart"/>
+      <w:r>
+        <w:t>Excersize</w:t>
+      </w:r>
+      <w:proofErr w:type="spellEnd"/>
+      <w:r>
+        <w:t xml:space="preserve"> s</w:t>
       </w:r>
       <w:r>
         <w:t>heet 1,2,3 for 21/22</w:t>
@@ -480,8 +670,21 @@
     </w:p>
     <w:p>
       <w:r>
-        <w:t>Target to finish psy by 26th, start krr2 and prog2 and finish asap, leave last 3 days for psy</w:t>
-      </w:r>
+        <w:t xml:space="preserve">Target to finish </w:t>
+      </w:r>
+      <w:proofErr w:type="spellStart"/>
+      <w:r>
+        <w:t>psy</w:t>
+      </w:r>
+      <w:proofErr w:type="spellEnd"/>
+      <w:r>
+        <w:t xml:space="preserve"> by 26th, start krr2 and prog2 and finish asap, leave last 3 days for </w:t>
+      </w:r>
+      <w:proofErr w:type="spellStart"/>
+      <w:r>
+        <w:t>psy</w:t>
+      </w:r>
+      <w:proofErr w:type="spellEnd"/>
     </w:p>
     <w:p/>
     <w:p>
@@ -517,14 +720,27 @@
     </w:p>
     <w:p>
       <w:r>
-        <w:t xml:space="preserve">Programming 1 : Upto </w:t>
+        <w:t xml:space="preserve">Programming 1 : </w:t>
+      </w:r>
+      <w:proofErr w:type="spellStart"/>
+      <w:r>
+        <w:t>Upto</w:t>
+      </w:r>
+      <w:proofErr w:type="spellEnd"/>
+      <w:r>
+        <w:t xml:space="preserve"> </w:t>
       </w:r>
       <w:r>
         <w:t>tuples</w:t>
       </w:r>
       <w:r>
-        <w:t>, basic exersices</w:t>
-      </w:r>
+        <w:t xml:space="preserve">, basic </w:t>
+      </w:r>
+      <w:proofErr w:type="spellStart"/>
+      <w:r>
+        <w:t>exersices</w:t>
+      </w:r>
+      <w:proofErr w:type="spellEnd"/>
     </w:p>
     <w:p>
       <w:r>
@@ -543,7 +759,23 @@
     </w:p>
     <w:p>
       <w:r>
-        <w:t>KRR1 : Upto ALC half, Excersize s</w:t>
+        <w:t xml:space="preserve">KRR1 : </w:t>
+      </w:r>
+      <w:proofErr w:type="spellStart"/>
+      <w:r>
+        <w:t>Upto</w:t>
+      </w:r>
+      <w:proofErr w:type="spellEnd"/>
+      <w:r>
+        <w:t xml:space="preserve"> ALC half, </w:t>
+      </w:r>
+      <w:proofErr w:type="spellStart"/>
+      <w:r>
+        <w:t>Excersize</w:t>
+      </w:r>
+      <w:proofErr w:type="spellEnd"/>
+      <w:r>
+        <w:t xml:space="preserve"> s</w:t>
       </w:r>
       <w:r>
         <w:t>heet 1,2,3 for 21/22</w:t>
@@ -556,10 +788,26 @@
     </w:p>
     <w:p>
       <w:r>
-        <w:t>Psychology : Chapter 6 page 42 and bristol bo</w:t>
-      </w:r>
-      <w:r>
-        <w:t>ard notes end of chapt 2</w:t>
+        <w:t xml:space="preserve">Psychology : Chapter 6 page 42 and </w:t>
+      </w:r>
+      <w:proofErr w:type="spellStart"/>
+      <w:r>
+        <w:t>bristol</w:t>
+      </w:r>
+      <w:proofErr w:type="spellEnd"/>
+      <w:r>
+        <w:t xml:space="preserve"> bo</w:t>
+      </w:r>
+      <w:r>
+        <w:t xml:space="preserve">ard notes end of </w:t>
+      </w:r>
+      <w:proofErr w:type="spellStart"/>
+      <w:r>
+        <w:t>chapt</w:t>
+      </w:r>
+      <w:proofErr w:type="spellEnd"/>
+      <w:r>
+        <w:t xml:space="preserve"> 2</w:t>
       </w:r>
     </w:p>
     <w:p/>
@@ -570,7 +818,31 @@
     </w:p>
     <w:p>
       <w:r>
-        <w:t>Target to finish psy asap. Main focus on psy and gonna do LTM and STM by 29th</w:t>
+        <w:t xml:space="preserve">Target to finish </w:t>
+      </w:r>
+      <w:proofErr w:type="spellStart"/>
+      <w:r>
+        <w:t>psy</w:t>
+      </w:r>
+      <w:proofErr w:type="spellEnd"/>
+      <w:r>
+        <w:t xml:space="preserve"> asap. Main focus on </w:t>
+      </w:r>
+      <w:proofErr w:type="spellStart"/>
+      <w:r>
+        <w:t>psy</w:t>
+      </w:r>
+      <w:proofErr w:type="spellEnd"/>
+      <w:r>
+        <w:t xml:space="preserve"> and </w:t>
+      </w:r>
+      <w:proofErr w:type="spellStart"/>
+      <w:r>
+        <w:t>gonna</w:t>
+      </w:r>
+      <w:proofErr w:type="spellEnd"/>
+      <w:r>
+        <w:t xml:space="preserve"> do LTM and STM by 29th</w:t>
       </w:r>
     </w:p>
     <w:p/>
@@ -611,14 +883,27 @@
     </w:p>
     <w:p>
       <w:r>
-        <w:t xml:space="preserve">Programming 1 : Upto </w:t>
+        <w:t xml:space="preserve">Programming 1 : </w:t>
+      </w:r>
+      <w:proofErr w:type="spellStart"/>
+      <w:r>
+        <w:t>Upto</w:t>
+      </w:r>
+      <w:proofErr w:type="spellEnd"/>
+      <w:r>
+        <w:t xml:space="preserve"> </w:t>
       </w:r>
       <w:r>
         <w:t>tuples</w:t>
       </w:r>
       <w:r>
-        <w:t>, basic exersices</w:t>
-      </w:r>
+        <w:t xml:space="preserve">, basic </w:t>
+      </w:r>
+      <w:proofErr w:type="spellStart"/>
+      <w:r>
+        <w:t>exersices</w:t>
+      </w:r>
+      <w:proofErr w:type="spellEnd"/>
     </w:p>
     <w:p>
       <w:r>
@@ -637,7 +922,23 @@
     </w:p>
     <w:p>
       <w:r>
-        <w:t>KRR1 : Upto ALC half, Excersize s</w:t>
+        <w:t xml:space="preserve">KRR1 : </w:t>
+      </w:r>
+      <w:proofErr w:type="spellStart"/>
+      <w:r>
+        <w:t>Upto</w:t>
+      </w:r>
+      <w:proofErr w:type="spellEnd"/>
+      <w:r>
+        <w:t xml:space="preserve"> ALC half, </w:t>
+      </w:r>
+      <w:proofErr w:type="spellStart"/>
+      <w:r>
+        <w:t>Excersize</w:t>
+      </w:r>
+      <w:proofErr w:type="spellEnd"/>
+      <w:r>
+        <w:t xml:space="preserve"> s</w:t>
       </w:r>
       <w:r>
         <w:t>heet 1,2,3 for 21/22</w:t>
@@ -650,10 +951,26 @@
     </w:p>
     <w:p>
       <w:r>
-        <w:t>Psychology : Chapter 6 page 42 and bristol bo</w:t>
-      </w:r>
-      <w:r>
-        <w:t>ard notes end of almost chapt 3</w:t>
+        <w:t xml:space="preserve">Psychology : Chapter 6 page 42 and </w:t>
+      </w:r>
+      <w:proofErr w:type="spellStart"/>
+      <w:r>
+        <w:t>bristol</w:t>
+      </w:r>
+      <w:proofErr w:type="spellEnd"/>
+      <w:r>
+        <w:t xml:space="preserve"> bo</w:t>
+      </w:r>
+      <w:r>
+        <w:t xml:space="preserve">ard notes end of almost </w:t>
+      </w:r>
+      <w:proofErr w:type="spellStart"/>
+      <w:r>
+        <w:t>chapt</w:t>
+      </w:r>
+      <w:proofErr w:type="spellEnd"/>
+      <w:r>
+        <w:t xml:space="preserve"> 3</w:t>
       </w:r>
     </w:p>
     <w:p/>
@@ -664,7 +981,31 @@
     </w:p>
     <w:p>
       <w:r>
-        <w:t>Target to finish psy asap. Main focus on psy and gonna do LTM and STM by 29th</w:t>
+        <w:t xml:space="preserve">Target to finish </w:t>
+      </w:r>
+      <w:proofErr w:type="spellStart"/>
+      <w:r>
+        <w:t>psy</w:t>
+      </w:r>
+      <w:proofErr w:type="spellEnd"/>
+      <w:r>
+        <w:t xml:space="preserve"> asap. Main focus on </w:t>
+      </w:r>
+      <w:proofErr w:type="spellStart"/>
+      <w:r>
+        <w:t>psy</w:t>
+      </w:r>
+      <w:proofErr w:type="spellEnd"/>
+      <w:r>
+        <w:t xml:space="preserve"> and </w:t>
+      </w:r>
+      <w:proofErr w:type="spellStart"/>
+      <w:r>
+        <w:t>gonna</w:t>
+      </w:r>
+      <w:proofErr w:type="spellEnd"/>
+      <w:r>
+        <w:t xml:space="preserve"> do LTM and STM by 29th</w:t>
       </w:r>
     </w:p>
     <w:p/>
@@ -680,14 +1021,7 @@
           <w:b/>
           <w:bCs/>
         </w:rPr>
-        <w:t>2</w:t>
-      </w:r>
-      <w:r>
-        <w:rPr>
-          <w:b/>
-          <w:bCs/>
-        </w:rPr>
-        <w:t>9</w:t>
+        <w:t>29</w:t>
       </w:r>
       <w:r>
         <w:rPr>
@@ -708,14 +1042,27 @@
     </w:p>
     <w:p>
       <w:r>
-        <w:t xml:space="preserve">Programming 1 : Upto </w:t>
+        <w:t xml:space="preserve">Programming 1 : </w:t>
+      </w:r>
+      <w:proofErr w:type="spellStart"/>
+      <w:r>
+        <w:t>Upto</w:t>
+      </w:r>
+      <w:proofErr w:type="spellEnd"/>
+      <w:r>
+        <w:t xml:space="preserve"> </w:t>
       </w:r>
       <w:r>
         <w:t>tuples</w:t>
       </w:r>
       <w:r>
-        <w:t>, basic exersices</w:t>
-      </w:r>
+        <w:t xml:space="preserve">, basic </w:t>
+      </w:r>
+      <w:proofErr w:type="spellStart"/>
+      <w:r>
+        <w:t>exersices</w:t>
+      </w:r>
+      <w:proofErr w:type="spellEnd"/>
     </w:p>
     <w:p>
       <w:r>
@@ -734,7 +1081,23 @@
     </w:p>
     <w:p>
       <w:r>
-        <w:t>KRR1 : Upto ALC half, Excersize s</w:t>
+        <w:t xml:space="preserve">KRR1 : </w:t>
+      </w:r>
+      <w:proofErr w:type="spellStart"/>
+      <w:r>
+        <w:t>Upto</w:t>
+      </w:r>
+      <w:proofErr w:type="spellEnd"/>
+      <w:r>
+        <w:t xml:space="preserve"> ALC half, </w:t>
+      </w:r>
+      <w:proofErr w:type="spellStart"/>
+      <w:r>
+        <w:t>Excersize</w:t>
+      </w:r>
+      <w:proofErr w:type="spellEnd"/>
+      <w:r>
+        <w:t xml:space="preserve"> s</w:t>
       </w:r>
       <w:r>
         <w:t>heet 1,2,3 for 21/22</w:t>
@@ -747,38 +1110,48 @@
     </w:p>
     <w:p>
       <w:r>
-        <w:t>Psychology : Chapter 6 page 42 and bristol bo</w:t>
-      </w:r>
-      <w:r>
-        <w:t xml:space="preserve">ard notes </w:t>
-      </w:r>
-      <w:r>
-        <w:t>page 35 of chapt 6</w:t>
-      </w:r>
-    </w:p>
-    <w:p/>
-    <w:p>
-      <w:r>
-        <w:t xml:space="preserve">Days left : </w:t>
-      </w:r>
-      <w:r>
-        <w:t>3</w:t>
-      </w:r>
-    </w:p>
-    <w:p>
-      <w:pPr>
-        <w:rPr>
-          <w:lang w:val="it-IT"/>
-        </w:rPr>
-      </w:pPr>
-      <w:r>
-        <w:t xml:space="preserve">Target to finish psy by tomorrow. Around 300 pages left. 120+100+150. Im so tired </w:t>
-      </w:r>
-      <w:r>
-        <w:rPr>
-          <w:lang w:val="it-IT"/>
-        </w:rPr>
-        <w:t>:(</w:t>
+        <w:t xml:space="preserve">Psychology : Chapter 6 page 42 and </w:t>
+      </w:r>
+      <w:proofErr w:type="spellStart"/>
+      <w:r>
+        <w:t>bristol</w:t>
+      </w:r>
+      <w:proofErr w:type="spellEnd"/>
+      <w:r>
+        <w:t xml:space="preserve"> bo</w:t>
+      </w:r>
+      <w:r>
+        <w:t xml:space="preserve">ard notes page 35 of </w:t>
+      </w:r>
+      <w:proofErr w:type="spellStart"/>
+      <w:r>
+        <w:t>chapt</w:t>
+      </w:r>
+      <w:proofErr w:type="spellEnd"/>
+      <w:r>
+        <w:t xml:space="preserve"> 6</w:t>
+      </w:r>
+    </w:p>
+    <w:p/>
+    <w:p>
+      <w:r>
+        <w:t>Days left : 3</w:t>
+      </w:r>
+    </w:p>
+    <w:p>
+      <w:r>
+        <w:t xml:space="preserve">Target to finish </w:t>
+      </w:r>
+      <w:proofErr w:type="spellStart"/>
+      <w:r>
+        <w:t>psy</w:t>
+      </w:r>
+      <w:proofErr w:type="spellEnd"/>
+      <w:r>
+        <w:t xml:space="preserve"> by tomorrow. Around 300 pages left. </w:t>
+      </w:r>
+      <w:r>
+        <w:t xml:space="preserve">153+107+146. 406 pages left. </w:t>
       </w:r>
     </w:p>
     <w:p/>

--- a/Daily updates.docx
+++ b/Daily updates.docx
@@ -1154,6 +1154,177 @@
         <w:t xml:space="preserve">153+107+146. 406 pages left. </w:t>
       </w:r>
     </w:p>
+    <w:p/>
+    <w:p/>
+    <w:p/>
+    <w:p/>
+    <w:p/>
+    <w:p>
+      <w:pPr>
+        <w:rPr>
+          <w:b/>
+          <w:bCs/>
+        </w:rPr>
+      </w:pPr>
+      <w:r>
+        <w:rPr>
+          <w:b/>
+          <w:bCs/>
+        </w:rPr>
+        <w:t>30</w:t>
+      </w:r>
+      <w:r>
+        <w:rPr>
+          <w:b/>
+          <w:bCs/>
+        </w:rPr>
+        <w:t>.08.26</w:t>
+      </w:r>
+    </w:p>
+    <w:p/>
+    <w:p>
+      <w:r>
+        <w:t xml:space="preserve">So far </w:t>
+      </w:r>
+      <w:r>
+        <w:t>:</w:t>
+      </w:r>
+    </w:p>
+    <w:p>
+      <w:r>
+        <w:t xml:space="preserve">Programming 1 : </w:t>
+      </w:r>
+      <w:proofErr w:type="spellStart"/>
+      <w:r>
+        <w:t>Upto</w:t>
+      </w:r>
+      <w:proofErr w:type="spellEnd"/>
+      <w:r>
+        <w:t xml:space="preserve"> </w:t>
+      </w:r>
+      <w:r>
+        <w:t>tuples</w:t>
+      </w:r>
+      <w:r>
+        <w:t xml:space="preserve">, basic </w:t>
+      </w:r>
+      <w:proofErr w:type="spellStart"/>
+      <w:r>
+        <w:t>exersices</w:t>
+      </w:r>
+      <w:proofErr w:type="spellEnd"/>
+    </w:p>
+    <w:p>
+      <w:r>
+        <w:t>Programming 2 : Nothing!</w:t>
+      </w:r>
+    </w:p>
+    <w:p>
+      <w:r>
+        <w:t>Cal 1 : Nothing! (Not important)</w:t>
+      </w:r>
+    </w:p>
+    <w:p>
+      <w:r>
+        <w:t>Cal 2 : Nothing ! (Not important)</w:t>
+      </w:r>
+    </w:p>
+    <w:p>
+      <w:r>
+        <w:t xml:space="preserve">KRR1 : </w:t>
+      </w:r>
+      <w:proofErr w:type="spellStart"/>
+      <w:r>
+        <w:t>Upto</w:t>
+      </w:r>
+      <w:proofErr w:type="spellEnd"/>
+      <w:r>
+        <w:t xml:space="preserve"> ALC half, </w:t>
+      </w:r>
+      <w:proofErr w:type="spellStart"/>
+      <w:r>
+        <w:t>Excersize</w:t>
+      </w:r>
+      <w:proofErr w:type="spellEnd"/>
+      <w:r>
+        <w:t xml:space="preserve"> s</w:t>
+      </w:r>
+      <w:r>
+        <w:t>heet 1,2,3 for 21/22</w:t>
+      </w:r>
+    </w:p>
+    <w:p>
+      <w:r>
+        <w:t>KRR2 : Nothing!</w:t>
+      </w:r>
+    </w:p>
+    <w:p>
+      <w:r>
+        <w:t xml:space="preserve">Psychology : Chapter 6 page 42 and </w:t>
+      </w:r>
+      <w:proofErr w:type="spellStart"/>
+      <w:r>
+        <w:t>bristol</w:t>
+      </w:r>
+      <w:proofErr w:type="spellEnd"/>
+      <w:r>
+        <w:t xml:space="preserve"> bo</w:t>
+      </w:r>
+      <w:r>
+        <w:t xml:space="preserve">ard notes page 35 of </w:t>
+      </w:r>
+      <w:proofErr w:type="spellStart"/>
+      <w:r>
+        <w:t>chapt</w:t>
+      </w:r>
+      <w:proofErr w:type="spellEnd"/>
+      <w:r>
+        <w:t xml:space="preserve"> 6</w:t>
+      </w:r>
+      <w:r>
+        <w:t xml:space="preserve">, page 72 of </w:t>
+      </w:r>
+      <w:proofErr w:type="spellStart"/>
+      <w:r>
+        <w:t>chapt</w:t>
+      </w:r>
+      <w:proofErr w:type="spellEnd"/>
+      <w:r>
+        <w:t xml:space="preserve"> 8</w:t>
+      </w:r>
+    </w:p>
+    <w:p/>
+    <w:p>
+      <w:r>
+        <w:t xml:space="preserve">Days left : </w:t>
+      </w:r>
+      <w:r>
+        <w:t>2</w:t>
+      </w:r>
+    </w:p>
+    <w:p>
+      <w:r>
+        <w:t>Target to finish</w:t>
+      </w:r>
+      <w:r>
+        <w:t xml:space="preserve"> studying last three </w:t>
+      </w:r>
+      <w:proofErr w:type="spellStart"/>
+      <w:r>
+        <w:t>chapts</w:t>
+      </w:r>
+      <w:proofErr w:type="spellEnd"/>
+      <w:r>
+        <w:t xml:space="preserve"> somehow</w:t>
+      </w:r>
+      <w:r>
+        <w:t xml:space="preserve">. 153+107+146. 406 pages left. </w:t>
+      </w:r>
+      <w:r>
+        <w:t>Nearly 150 done meaning 250 left. Might use other modes. I got this!</w:t>
+      </w:r>
+    </w:p>
+    <w:p/>
     <w:p/>
     <w:sectPr>
       <w:pgSz w:w="11906" w:h="16838"/>

--- a/Daily updates.docx
+++ b/Daily updates.docx
@@ -28,21 +28,8 @@
     </w:p>
     <w:p>
       <w:r>
-        <w:t xml:space="preserve">Programming 1 : </w:t>
-      </w:r>
-      <w:proofErr w:type="spellStart"/>
-      <w:r>
-        <w:t>Upto</w:t>
-      </w:r>
-      <w:proofErr w:type="spellEnd"/>
-      <w:r>
-        <w:t xml:space="preserve"> dictionaries, basic </w:t>
-      </w:r>
-      <w:proofErr w:type="spellStart"/>
-      <w:r>
-        <w:t>exersices</w:t>
-      </w:r>
-      <w:proofErr w:type="spellEnd"/>
+        <w:t>Programming 1 : Upto dictionaries, basic exersices</w:t>
+      </w:r>
     </w:p>
     <w:p>
       <w:r>
@@ -61,23 +48,7 @@
     </w:p>
     <w:p>
       <w:r>
-        <w:t xml:space="preserve">KRR1 : </w:t>
-      </w:r>
-      <w:proofErr w:type="spellStart"/>
-      <w:r>
-        <w:t>Upto</w:t>
-      </w:r>
-      <w:proofErr w:type="spellEnd"/>
-      <w:r>
-        <w:t xml:space="preserve"> ALC half, </w:t>
-      </w:r>
-      <w:proofErr w:type="spellStart"/>
-      <w:r>
-        <w:t>Excersize</w:t>
-      </w:r>
-      <w:proofErr w:type="spellEnd"/>
-      <w:r>
-        <w:t xml:space="preserve"> s</w:t>
+        <w:t>KRR1 : Upto ALC half, Excersize s</w:t>
       </w:r>
       <w:r>
         <w:t>heet 1,2,3 for 21/22</w:t>
@@ -101,15 +72,7 @@
     </w:p>
     <w:p>
       <w:r>
-        <w:t xml:space="preserve">Target to finish prog1 and krr1 and </w:t>
-      </w:r>
-      <w:proofErr w:type="spellStart"/>
-      <w:r>
-        <w:t>psy</w:t>
-      </w:r>
-      <w:proofErr w:type="spellEnd"/>
-      <w:r>
-        <w:t xml:space="preserve"> asap without exercises before the 20</w:t>
+        <w:t>Target to finish prog1 and krr1 and psy asap without exercises before the 20</w:t>
       </w:r>
       <w:r>
         <w:rPr>
@@ -155,27 +118,14 @@
     </w:p>
     <w:p>
       <w:r>
-        <w:t xml:space="preserve">Programming 1 : </w:t>
-      </w:r>
-      <w:proofErr w:type="spellStart"/>
-      <w:r>
-        <w:t>Upto</w:t>
-      </w:r>
-      <w:proofErr w:type="spellEnd"/>
-      <w:r>
-        <w:t xml:space="preserve"> </w:t>
+        <w:t xml:space="preserve">Programming 1 : Upto </w:t>
       </w:r>
       <w:r>
         <w:t>tuples</w:t>
       </w:r>
       <w:r>
-        <w:t xml:space="preserve">, basic </w:t>
-      </w:r>
-      <w:proofErr w:type="spellStart"/>
-      <w:r>
-        <w:t>exersices</w:t>
-      </w:r>
-      <w:proofErr w:type="spellEnd"/>
+        <w:t>, basic exersices</w:t>
+      </w:r>
     </w:p>
     <w:p>
       <w:r>
@@ -194,23 +144,7 @@
     </w:p>
     <w:p>
       <w:r>
-        <w:t xml:space="preserve">KRR1 : </w:t>
-      </w:r>
-      <w:proofErr w:type="spellStart"/>
-      <w:r>
-        <w:t>Upto</w:t>
-      </w:r>
-      <w:proofErr w:type="spellEnd"/>
-      <w:r>
-        <w:t xml:space="preserve"> ALC half, </w:t>
-      </w:r>
-      <w:proofErr w:type="spellStart"/>
-      <w:r>
-        <w:t>Excersize</w:t>
-      </w:r>
-      <w:proofErr w:type="spellEnd"/>
-      <w:r>
-        <w:t xml:space="preserve"> s</w:t>
+        <w:t>KRR1 : Upto ALC half, Excersize s</w:t>
       </w:r>
       <w:r>
         <w:t>heet 1,2,3 for 21/22</w:t>
@@ -221,13 +155,8 @@
         <w:t xml:space="preserve">KRR2 : </w:t>
       </w:r>
       <w:r>
-        <w:t xml:space="preserve">First </w:t>
-      </w:r>
-      <w:proofErr w:type="spellStart"/>
-      <w:r>
-        <w:t>chapt</w:t>
-      </w:r>
-      <w:proofErr w:type="spellEnd"/>
+        <w:t>First chapt</w:t>
+      </w:r>
     </w:p>
     <w:p>
       <w:r>
@@ -242,15 +171,7 @@
     </w:p>
     <w:p>
       <w:r>
-        <w:t xml:space="preserve">Target to finish prog1 and krr1 and </w:t>
-      </w:r>
-      <w:proofErr w:type="spellStart"/>
-      <w:r>
-        <w:t>psy</w:t>
-      </w:r>
-      <w:proofErr w:type="spellEnd"/>
-      <w:r>
-        <w:t xml:space="preserve"> asap without exercises before the 20</w:t>
+        <w:t>Target to finish prog1 and krr1 and psy asap without exercises before the 20</w:t>
       </w:r>
       <w:r>
         <w:rPr>
@@ -307,27 +228,14 @@
     </w:p>
     <w:p>
       <w:r>
-        <w:t xml:space="preserve">Programming 1 : </w:t>
-      </w:r>
-      <w:proofErr w:type="spellStart"/>
-      <w:r>
-        <w:t>Upto</w:t>
-      </w:r>
-      <w:proofErr w:type="spellEnd"/>
-      <w:r>
-        <w:t xml:space="preserve"> </w:t>
+        <w:t xml:space="preserve">Programming 1 : Upto </w:t>
       </w:r>
       <w:r>
         <w:t>tuples</w:t>
       </w:r>
       <w:r>
-        <w:t xml:space="preserve">, basic </w:t>
-      </w:r>
-      <w:proofErr w:type="spellStart"/>
-      <w:r>
-        <w:t>exersices</w:t>
-      </w:r>
-      <w:proofErr w:type="spellEnd"/>
+        <w:t>, basic exersices</w:t>
+      </w:r>
     </w:p>
     <w:p>
       <w:r>
@@ -346,23 +254,7 @@
     </w:p>
     <w:p>
       <w:r>
-        <w:t xml:space="preserve">KRR1 : </w:t>
-      </w:r>
-      <w:proofErr w:type="spellStart"/>
-      <w:r>
-        <w:t>Upto</w:t>
-      </w:r>
-      <w:proofErr w:type="spellEnd"/>
-      <w:r>
-        <w:t xml:space="preserve"> ALC half, </w:t>
-      </w:r>
-      <w:proofErr w:type="spellStart"/>
-      <w:r>
-        <w:t>Excersize</w:t>
-      </w:r>
-      <w:proofErr w:type="spellEnd"/>
-      <w:r>
-        <w:t xml:space="preserve"> s</w:t>
+        <w:t>KRR1 : Upto ALC half, Excersize s</w:t>
       </w:r>
       <w:r>
         <w:t>heet 1,2,3 for 21/22</w:t>
@@ -389,15 +281,7 @@
     </w:p>
     <w:p>
       <w:r>
-        <w:t xml:space="preserve">Target to finish prog1 and krr1 and </w:t>
-      </w:r>
-      <w:proofErr w:type="spellStart"/>
-      <w:r>
-        <w:t>psy</w:t>
-      </w:r>
-      <w:proofErr w:type="spellEnd"/>
-      <w:r>
-        <w:t xml:space="preserve"> asap without exercises before the 20</w:t>
+        <w:t>Target to finish prog1 and krr1 and psy asap without exercises before the 20</w:t>
       </w:r>
       <w:r>
         <w:rPr>
@@ -444,27 +328,14 @@
     </w:p>
     <w:p>
       <w:r>
-        <w:t xml:space="preserve">Programming 1 : </w:t>
-      </w:r>
-      <w:proofErr w:type="spellStart"/>
-      <w:r>
-        <w:t>Upto</w:t>
-      </w:r>
-      <w:proofErr w:type="spellEnd"/>
-      <w:r>
-        <w:t xml:space="preserve"> </w:t>
+        <w:t xml:space="preserve">Programming 1 : Upto </w:t>
       </w:r>
       <w:r>
         <w:t>tuples</w:t>
       </w:r>
       <w:r>
-        <w:t xml:space="preserve">, basic </w:t>
-      </w:r>
-      <w:proofErr w:type="spellStart"/>
-      <w:r>
-        <w:t>exersices</w:t>
-      </w:r>
-      <w:proofErr w:type="spellEnd"/>
+        <w:t>, basic exersices</w:t>
+      </w:r>
     </w:p>
     <w:p>
       <w:r>
@@ -483,23 +354,7 @@
     </w:p>
     <w:p>
       <w:r>
-        <w:t xml:space="preserve">KRR1 : </w:t>
-      </w:r>
-      <w:proofErr w:type="spellStart"/>
-      <w:r>
-        <w:t>Upto</w:t>
-      </w:r>
-      <w:proofErr w:type="spellEnd"/>
-      <w:r>
-        <w:t xml:space="preserve"> ALC half, </w:t>
-      </w:r>
-      <w:proofErr w:type="spellStart"/>
-      <w:r>
-        <w:t>Excersize</w:t>
-      </w:r>
-      <w:proofErr w:type="spellEnd"/>
-      <w:r>
-        <w:t xml:space="preserve"> s</w:t>
+        <w:t>KRR1 : Upto ALC half, Excersize s</w:t>
       </w:r>
       <w:r>
         <w:t>heet 1,2,3 for 21/22</w:t>
@@ -523,15 +378,7 @@
     </w:p>
     <w:p>
       <w:r>
-        <w:t xml:space="preserve">Target to finish </w:t>
-      </w:r>
-      <w:proofErr w:type="spellStart"/>
-      <w:r>
-        <w:t>psy</w:t>
-      </w:r>
-      <w:proofErr w:type="spellEnd"/>
-      <w:r>
-        <w:t xml:space="preserve"> by 23</w:t>
+        <w:t>Target to finish psy by 23</w:t>
       </w:r>
       <w:r>
         <w:rPr>
@@ -540,15 +387,7 @@
         <w:t>rd</w:t>
       </w:r>
       <w:r>
-        <w:t xml:space="preserve">, start krr2 and prog2 and finish asap, leave last 3 days for </w:t>
-      </w:r>
-      <w:proofErr w:type="spellStart"/>
-      <w:r>
-        <w:t>psy</w:t>
-      </w:r>
-      <w:proofErr w:type="spellEnd"/>
-      <w:r>
-        <w:t>|</w:t>
+        <w:t>, start krr2 and prog2 and finish asap, leave last 3 days for psy|</w:t>
       </w:r>
     </w:p>
     <w:p/>
@@ -588,27 +427,14 @@
     </w:p>
     <w:p>
       <w:r>
-        <w:t xml:space="preserve">Programming 1 : </w:t>
-      </w:r>
-      <w:proofErr w:type="spellStart"/>
-      <w:r>
-        <w:t>Upto</w:t>
-      </w:r>
-      <w:proofErr w:type="spellEnd"/>
-      <w:r>
-        <w:t xml:space="preserve"> </w:t>
+        <w:t xml:space="preserve">Programming 1 : Upto </w:t>
       </w:r>
       <w:r>
         <w:t>tuples</w:t>
       </w:r>
       <w:r>
-        <w:t xml:space="preserve">, basic </w:t>
-      </w:r>
-      <w:proofErr w:type="spellStart"/>
-      <w:r>
-        <w:t>exersices</w:t>
-      </w:r>
-      <w:proofErr w:type="spellEnd"/>
+        <w:t>, basic exersices</w:t>
+      </w:r>
     </w:p>
     <w:p>
       <w:r>
@@ -627,23 +453,7 @@
     </w:p>
     <w:p>
       <w:r>
-        <w:t xml:space="preserve">KRR1 : </w:t>
-      </w:r>
-      <w:proofErr w:type="spellStart"/>
-      <w:r>
-        <w:t>Upto</w:t>
-      </w:r>
-      <w:proofErr w:type="spellEnd"/>
-      <w:r>
-        <w:t xml:space="preserve"> ALC half, </w:t>
-      </w:r>
-      <w:proofErr w:type="spellStart"/>
-      <w:r>
-        <w:t>Excersize</w:t>
-      </w:r>
-      <w:proofErr w:type="spellEnd"/>
-      <w:r>
-        <w:t xml:space="preserve"> s</w:t>
+        <w:t>KRR1 : Upto ALC half, Excersize s</w:t>
       </w:r>
       <w:r>
         <w:t>heet 1,2,3 for 21/22</w:t>
@@ -670,21 +480,8 @@
     </w:p>
     <w:p>
       <w:r>
-        <w:t xml:space="preserve">Target to finish </w:t>
-      </w:r>
-      <w:proofErr w:type="spellStart"/>
-      <w:r>
-        <w:t>psy</w:t>
-      </w:r>
-      <w:proofErr w:type="spellEnd"/>
-      <w:r>
-        <w:t xml:space="preserve"> by 26th, start krr2 and prog2 and finish asap, leave last 3 days for </w:t>
-      </w:r>
-      <w:proofErr w:type="spellStart"/>
-      <w:r>
-        <w:t>psy</w:t>
-      </w:r>
-      <w:proofErr w:type="spellEnd"/>
+        <w:t>Target to finish psy by 26th, start krr2 and prog2 and finish asap, leave last 3 days for psy</w:t>
+      </w:r>
     </w:p>
     <w:p/>
     <w:p>
@@ -720,27 +517,14 @@
     </w:p>
     <w:p>
       <w:r>
-        <w:t xml:space="preserve">Programming 1 : </w:t>
-      </w:r>
-      <w:proofErr w:type="spellStart"/>
-      <w:r>
-        <w:t>Upto</w:t>
-      </w:r>
-      <w:proofErr w:type="spellEnd"/>
-      <w:r>
-        <w:t xml:space="preserve"> </w:t>
+        <w:t xml:space="preserve">Programming 1 : Upto </w:t>
       </w:r>
       <w:r>
         <w:t>tuples</w:t>
       </w:r>
       <w:r>
-        <w:t xml:space="preserve">, basic </w:t>
-      </w:r>
-      <w:proofErr w:type="spellStart"/>
-      <w:r>
-        <w:t>exersices</w:t>
-      </w:r>
-      <w:proofErr w:type="spellEnd"/>
+        <w:t>, basic exersices</w:t>
+      </w:r>
     </w:p>
     <w:p>
       <w:r>
@@ -759,23 +543,7 @@
     </w:p>
     <w:p>
       <w:r>
-        <w:t xml:space="preserve">KRR1 : </w:t>
-      </w:r>
-      <w:proofErr w:type="spellStart"/>
-      <w:r>
-        <w:t>Upto</w:t>
-      </w:r>
-      <w:proofErr w:type="spellEnd"/>
-      <w:r>
-        <w:t xml:space="preserve"> ALC half, </w:t>
-      </w:r>
-      <w:proofErr w:type="spellStart"/>
-      <w:r>
-        <w:t>Excersize</w:t>
-      </w:r>
-      <w:proofErr w:type="spellEnd"/>
-      <w:r>
-        <w:t xml:space="preserve"> s</w:t>
+        <w:t>KRR1 : Upto ALC half, Excersize s</w:t>
       </w:r>
       <w:r>
         <w:t>heet 1,2,3 for 21/22</w:t>
@@ -788,26 +556,10 @@
     </w:p>
     <w:p>
       <w:r>
-        <w:t xml:space="preserve">Psychology : Chapter 6 page 42 and </w:t>
-      </w:r>
-      <w:proofErr w:type="spellStart"/>
-      <w:r>
-        <w:t>bristol</w:t>
-      </w:r>
-      <w:proofErr w:type="spellEnd"/>
-      <w:r>
-        <w:t xml:space="preserve"> bo</w:t>
-      </w:r>
-      <w:r>
-        <w:t xml:space="preserve">ard notes end of </w:t>
-      </w:r>
-      <w:proofErr w:type="spellStart"/>
-      <w:r>
-        <w:t>chapt</w:t>
-      </w:r>
-      <w:proofErr w:type="spellEnd"/>
-      <w:r>
-        <w:t xml:space="preserve"> 2</w:t>
+        <w:t>Psychology : Chapter 6 page 42 and bristol bo</w:t>
+      </w:r>
+      <w:r>
+        <w:t>ard notes end of chapt 2</w:t>
       </w:r>
     </w:p>
     <w:p/>
@@ -818,31 +570,7 @@
     </w:p>
     <w:p>
       <w:r>
-        <w:t xml:space="preserve">Target to finish </w:t>
-      </w:r>
-      <w:proofErr w:type="spellStart"/>
-      <w:r>
-        <w:t>psy</w:t>
-      </w:r>
-      <w:proofErr w:type="spellEnd"/>
-      <w:r>
-        <w:t xml:space="preserve"> asap. Main focus on </w:t>
-      </w:r>
-      <w:proofErr w:type="spellStart"/>
-      <w:r>
-        <w:t>psy</w:t>
-      </w:r>
-      <w:proofErr w:type="spellEnd"/>
-      <w:r>
-        <w:t xml:space="preserve"> and </w:t>
-      </w:r>
-      <w:proofErr w:type="spellStart"/>
-      <w:r>
-        <w:t>gonna</w:t>
-      </w:r>
-      <w:proofErr w:type="spellEnd"/>
-      <w:r>
-        <w:t xml:space="preserve"> do LTM and STM by 29th</w:t>
+        <w:t>Target to finish psy asap. Main focus on psy and gonna do LTM and STM by 29th</w:t>
       </w:r>
     </w:p>
     <w:p/>
@@ -883,27 +611,14 @@
     </w:p>
     <w:p>
       <w:r>
-        <w:t xml:space="preserve">Programming 1 : </w:t>
-      </w:r>
-      <w:proofErr w:type="spellStart"/>
-      <w:r>
-        <w:t>Upto</w:t>
-      </w:r>
-      <w:proofErr w:type="spellEnd"/>
-      <w:r>
-        <w:t xml:space="preserve"> </w:t>
+        <w:t xml:space="preserve">Programming 1 : Upto </w:t>
       </w:r>
       <w:r>
         <w:t>tuples</w:t>
       </w:r>
       <w:r>
-        <w:t xml:space="preserve">, basic </w:t>
-      </w:r>
-      <w:proofErr w:type="spellStart"/>
-      <w:r>
-        <w:t>exersices</w:t>
-      </w:r>
-      <w:proofErr w:type="spellEnd"/>
+        <w:t>, basic exersices</w:t>
+      </w:r>
     </w:p>
     <w:p>
       <w:r>
@@ -922,23 +637,7 @@
     </w:p>
     <w:p>
       <w:r>
-        <w:t xml:space="preserve">KRR1 : </w:t>
-      </w:r>
-      <w:proofErr w:type="spellStart"/>
-      <w:r>
-        <w:t>Upto</w:t>
-      </w:r>
-      <w:proofErr w:type="spellEnd"/>
-      <w:r>
-        <w:t xml:space="preserve"> ALC half, </w:t>
-      </w:r>
-      <w:proofErr w:type="spellStart"/>
-      <w:r>
-        <w:t>Excersize</w:t>
-      </w:r>
-      <w:proofErr w:type="spellEnd"/>
-      <w:r>
-        <w:t xml:space="preserve"> s</w:t>
+        <w:t>KRR1 : Upto ALC half, Excersize s</w:t>
       </w:r>
       <w:r>
         <w:t>heet 1,2,3 for 21/22</w:t>
@@ -951,26 +650,10 @@
     </w:p>
     <w:p>
       <w:r>
-        <w:t xml:space="preserve">Psychology : Chapter 6 page 42 and </w:t>
-      </w:r>
-      <w:proofErr w:type="spellStart"/>
-      <w:r>
-        <w:t>bristol</w:t>
-      </w:r>
-      <w:proofErr w:type="spellEnd"/>
-      <w:r>
-        <w:t xml:space="preserve"> bo</w:t>
-      </w:r>
-      <w:r>
-        <w:t xml:space="preserve">ard notes end of almost </w:t>
-      </w:r>
-      <w:proofErr w:type="spellStart"/>
-      <w:r>
-        <w:t>chapt</w:t>
-      </w:r>
-      <w:proofErr w:type="spellEnd"/>
-      <w:r>
-        <w:t xml:space="preserve"> 3</w:t>
+        <w:t>Psychology : Chapter 6 page 42 and bristol bo</w:t>
+      </w:r>
+      <w:r>
+        <w:t>ard notes end of almost chapt 3</w:t>
       </w:r>
     </w:p>
     <w:p/>
@@ -981,350 +664,289 @@
     </w:p>
     <w:p>
       <w:r>
+        <w:t>Target to finish psy asap. Main focus on psy and gonna do LTM and STM by 29th</w:t>
+      </w:r>
+    </w:p>
+    <w:p/>
+    <w:p>
+      <w:pPr>
+        <w:rPr>
+          <w:b/>
+          <w:bCs/>
+        </w:rPr>
+      </w:pPr>
+      <w:r>
+        <w:rPr>
+          <w:b/>
+          <w:bCs/>
+        </w:rPr>
+        <w:t>29</w:t>
+      </w:r>
+      <w:r>
+        <w:rPr>
+          <w:b/>
+          <w:bCs/>
+        </w:rPr>
+        <w:t>.08.26</w:t>
+      </w:r>
+    </w:p>
+    <w:p/>
+    <w:p>
+      <w:r>
+        <w:t xml:space="preserve">So far </w:t>
+      </w:r>
+      <w:r>
+        <w:t>:</w:t>
+      </w:r>
+    </w:p>
+    <w:p>
+      <w:r>
+        <w:t xml:space="preserve">Programming 1 : Upto </w:t>
+      </w:r>
+      <w:r>
+        <w:t>tuples</w:t>
+      </w:r>
+      <w:r>
+        <w:t>, basic exersices</w:t>
+      </w:r>
+    </w:p>
+    <w:p>
+      <w:r>
+        <w:t>Programming 2 : Nothing!</w:t>
+      </w:r>
+    </w:p>
+    <w:p>
+      <w:r>
+        <w:t>Cal 1 : Nothing! (Not important)</w:t>
+      </w:r>
+    </w:p>
+    <w:p>
+      <w:r>
+        <w:t>Cal 2 : Nothing ! (Not important)</w:t>
+      </w:r>
+    </w:p>
+    <w:p>
+      <w:r>
+        <w:t>KRR1 : Upto ALC half, Excersize s</w:t>
+      </w:r>
+      <w:r>
+        <w:t>heet 1,2,3 for 21/22</w:t>
+      </w:r>
+    </w:p>
+    <w:p>
+      <w:r>
+        <w:t>KRR2 : Nothing!</w:t>
+      </w:r>
+    </w:p>
+    <w:p>
+      <w:r>
+        <w:t>Psychology : Chapter 6 page 42 and bristol bo</w:t>
+      </w:r>
+      <w:r>
+        <w:t>ard notes page 35 of chapt 6</w:t>
+      </w:r>
+    </w:p>
+    <w:p/>
+    <w:p>
+      <w:r>
+        <w:t>Days left : 3</w:t>
+      </w:r>
+    </w:p>
+    <w:p>
+      <w:r>
+        <w:t xml:space="preserve">Target to finish psy by tomorrow. Around 300 pages left. </w:t>
+      </w:r>
+      <w:r>
+        <w:t xml:space="preserve">153+107+146. 406 pages left. </w:t>
+      </w:r>
+    </w:p>
+    <w:p/>
+    <w:p/>
+    <w:p/>
+    <w:p/>
+    <w:p/>
+    <w:p>
+      <w:pPr>
+        <w:rPr>
+          <w:b/>
+          <w:bCs/>
+        </w:rPr>
+      </w:pPr>
+      <w:r>
+        <w:rPr>
+          <w:b/>
+          <w:bCs/>
+        </w:rPr>
+        <w:t>30</w:t>
+      </w:r>
+      <w:r>
+        <w:rPr>
+          <w:b/>
+          <w:bCs/>
+        </w:rPr>
+        <w:t>.08.26</w:t>
+      </w:r>
+    </w:p>
+    <w:p/>
+    <w:p>
+      <w:r>
+        <w:t xml:space="preserve">So far </w:t>
+      </w:r>
+      <w:r>
+        <w:t>:</w:t>
+      </w:r>
+    </w:p>
+    <w:p>
+      <w:r>
+        <w:t xml:space="preserve">Programming 1 : Upto </w:t>
+      </w:r>
+      <w:r>
+        <w:t>tuples</w:t>
+      </w:r>
+      <w:r>
+        <w:t>, basic exersices</w:t>
+      </w:r>
+    </w:p>
+    <w:p>
+      <w:r>
+        <w:t>Programming 2 : Nothing!</w:t>
+      </w:r>
+    </w:p>
+    <w:p>
+      <w:r>
+        <w:t>Cal 1 : Nothing! (Not important)</w:t>
+      </w:r>
+    </w:p>
+    <w:p>
+      <w:r>
+        <w:t>Cal 2 : Nothing ! (Not important)</w:t>
+      </w:r>
+    </w:p>
+    <w:p>
+      <w:r>
+        <w:t>KRR1 : Upto ALC half, Excersize s</w:t>
+      </w:r>
+      <w:r>
+        <w:t>heet 1,2,3 for 21/22</w:t>
+      </w:r>
+    </w:p>
+    <w:p>
+      <w:r>
+        <w:t>KRR2 : Nothing!</w:t>
+      </w:r>
+    </w:p>
+    <w:p>
+      <w:r>
+        <w:t>Psychology : Chapter 6 page 42 and bristol bo</w:t>
+      </w:r>
+      <w:r>
+        <w:t>ard notes page 35 of chapt 6, page 72 of chapt 8</w:t>
+      </w:r>
+    </w:p>
+    <w:p/>
+    <w:p>
+      <w:r>
+        <w:t>Days left : 2</w:t>
+      </w:r>
+    </w:p>
+    <w:p>
+      <w:r>
+        <w:t>Target to finish studying last three chapts somehow. 153+107+146. 406 pages left. Nearly 150 done meaning 250 left. Might use other modes. I got this!</w:t>
+      </w:r>
+    </w:p>
+    <w:p/>
+    <w:p>
+      <w:pPr>
+        <w:rPr>
+          <w:b/>
+          <w:bCs/>
+        </w:rPr>
+      </w:pPr>
+      <w:r>
+        <w:rPr>
+          <w:b/>
+          <w:bCs/>
+        </w:rPr>
+        <w:t>01.09</w:t>
+      </w:r>
+      <w:r>
+        <w:rPr>
+          <w:b/>
+          <w:bCs/>
+        </w:rPr>
+        <w:t>.26</w:t>
+      </w:r>
+    </w:p>
+    <w:p/>
+    <w:p>
+      <w:r>
+        <w:t xml:space="preserve">So far </w:t>
+      </w:r>
+      <w:r>
+        <w:t>:</w:t>
+      </w:r>
+    </w:p>
+    <w:p>
+      <w:r>
+        <w:t xml:space="preserve">Programming 1 : Upto </w:t>
+      </w:r>
+      <w:r>
+        <w:t>tuples</w:t>
+      </w:r>
+      <w:r>
+        <w:t>, basic exersices</w:t>
+      </w:r>
+    </w:p>
+    <w:p>
+      <w:r>
+        <w:t>Programming 2 : Nothing!</w:t>
+      </w:r>
+    </w:p>
+    <w:p>
+      <w:r>
+        <w:t>Cal 1 : Nothing! (Not important)</w:t>
+      </w:r>
+    </w:p>
+    <w:p>
+      <w:r>
+        <w:t>Cal 2 : Nothing ! (Not important)</w:t>
+      </w:r>
+    </w:p>
+    <w:p>
+      <w:r>
+        <w:t>KRR1 : Upto ALC half, Excersize s</w:t>
+      </w:r>
+      <w:r>
+        <w:t>heet 1,2,3 for 21/22</w:t>
+      </w:r>
+    </w:p>
+    <w:p>
+      <w:r>
+        <w:t>KRR2 : Nothing!</w:t>
+      </w:r>
+    </w:p>
+    <w:p>
+      <w:r>
+        <w:t xml:space="preserve">Psychology : </w:t>
+      </w:r>
+      <w:r>
+        <w:t>Done! Hopefully pass</w:t>
+      </w:r>
+    </w:p>
+    <w:p/>
+    <w:p>
+      <w:r>
+        <w:t>Days left : 2</w:t>
+      </w:r>
+    </w:p>
+    <w:p>
+      <w:r>
         <w:t xml:space="preserve">Target to finish </w:t>
       </w:r>
-      <w:proofErr w:type="spellStart"/>
-      <w:r>
-        <w:t>psy</w:t>
-      </w:r>
-      <w:proofErr w:type="spellEnd"/>
-      <w:r>
-        <w:t xml:space="preserve"> asap. Main focus on </w:t>
-      </w:r>
-      <w:proofErr w:type="spellStart"/>
-      <w:r>
-        <w:t>psy</w:t>
-      </w:r>
-      <w:proofErr w:type="spellEnd"/>
-      <w:r>
-        <w:t xml:space="preserve"> and </w:t>
-      </w:r>
-      <w:proofErr w:type="spellStart"/>
-      <w:r>
-        <w:t>gonna</w:t>
-      </w:r>
-      <w:proofErr w:type="spellEnd"/>
-      <w:r>
-        <w:t xml:space="preserve"> do LTM and STM by 29th</w:t>
-      </w:r>
-    </w:p>
-    <w:p/>
-    <w:p>
-      <w:pPr>
-        <w:rPr>
-          <w:b/>
-          <w:bCs/>
-        </w:rPr>
-      </w:pPr>
-      <w:r>
-        <w:rPr>
-          <w:b/>
-          <w:bCs/>
-        </w:rPr>
-        <w:t>29</w:t>
-      </w:r>
-      <w:r>
-        <w:rPr>
-          <w:b/>
-          <w:bCs/>
-        </w:rPr>
-        <w:t>.08.26</w:t>
-      </w:r>
-    </w:p>
-    <w:p/>
-    <w:p>
-      <w:r>
-        <w:t xml:space="preserve">So far </w:t>
-      </w:r>
-      <w:r>
-        <w:t>:</w:t>
-      </w:r>
-    </w:p>
-    <w:p>
-      <w:r>
-        <w:t xml:space="preserve">Programming 1 : </w:t>
-      </w:r>
-      <w:proofErr w:type="spellStart"/>
-      <w:r>
-        <w:t>Upto</w:t>
-      </w:r>
-      <w:proofErr w:type="spellEnd"/>
-      <w:r>
-        <w:t xml:space="preserve"> </w:t>
-      </w:r>
-      <w:r>
-        <w:t>tuples</w:t>
-      </w:r>
-      <w:r>
-        <w:t xml:space="preserve">, basic </w:t>
-      </w:r>
-      <w:proofErr w:type="spellStart"/>
-      <w:r>
-        <w:t>exersices</w:t>
-      </w:r>
-      <w:proofErr w:type="spellEnd"/>
-    </w:p>
-    <w:p>
-      <w:r>
-        <w:t>Programming 2 : Nothing!</w:t>
-      </w:r>
-    </w:p>
-    <w:p>
-      <w:r>
-        <w:t>Cal 1 : Nothing! (Not important)</w:t>
-      </w:r>
-    </w:p>
-    <w:p>
-      <w:r>
-        <w:t>Cal 2 : Nothing ! (Not important)</w:t>
-      </w:r>
-    </w:p>
-    <w:p>
-      <w:r>
-        <w:t xml:space="preserve">KRR1 : </w:t>
-      </w:r>
-      <w:proofErr w:type="spellStart"/>
-      <w:r>
-        <w:t>Upto</w:t>
-      </w:r>
-      <w:proofErr w:type="spellEnd"/>
-      <w:r>
-        <w:t xml:space="preserve"> ALC half, </w:t>
-      </w:r>
-      <w:proofErr w:type="spellStart"/>
-      <w:r>
-        <w:t>Excersize</w:t>
-      </w:r>
-      <w:proofErr w:type="spellEnd"/>
-      <w:r>
-        <w:t xml:space="preserve"> s</w:t>
-      </w:r>
-      <w:r>
-        <w:t>heet 1,2,3 for 21/22</w:t>
-      </w:r>
-    </w:p>
-    <w:p>
-      <w:r>
-        <w:t>KRR2 : Nothing!</w:t>
-      </w:r>
-    </w:p>
-    <w:p>
-      <w:r>
-        <w:t xml:space="preserve">Psychology : Chapter 6 page 42 and </w:t>
-      </w:r>
-      <w:proofErr w:type="spellStart"/>
-      <w:r>
-        <w:t>bristol</w:t>
-      </w:r>
-      <w:proofErr w:type="spellEnd"/>
-      <w:r>
-        <w:t xml:space="preserve"> bo</w:t>
-      </w:r>
-      <w:r>
-        <w:t xml:space="preserve">ard notes page 35 of </w:t>
-      </w:r>
-      <w:proofErr w:type="spellStart"/>
-      <w:r>
-        <w:t>chapt</w:t>
-      </w:r>
-      <w:proofErr w:type="spellEnd"/>
-      <w:r>
-        <w:t xml:space="preserve"> 6</w:t>
-      </w:r>
-    </w:p>
-    <w:p/>
-    <w:p>
-      <w:r>
-        <w:t>Days left : 3</w:t>
-      </w:r>
-    </w:p>
-    <w:p>
-      <w:r>
-        <w:t xml:space="preserve">Target to finish </w:t>
-      </w:r>
-      <w:proofErr w:type="spellStart"/>
-      <w:r>
-        <w:t>psy</w:t>
-      </w:r>
-      <w:proofErr w:type="spellEnd"/>
-      <w:r>
-        <w:t xml:space="preserve"> by tomorrow. Around 300 pages left. </w:t>
-      </w:r>
-      <w:r>
-        <w:t xml:space="preserve">153+107+146. 406 pages left. </w:t>
-      </w:r>
-    </w:p>
-    <w:p/>
-    <w:p/>
-    <w:p/>
-    <w:p/>
-    <w:p/>
-    <w:p>
-      <w:pPr>
-        <w:rPr>
-          <w:b/>
-          <w:bCs/>
-        </w:rPr>
-      </w:pPr>
-      <w:r>
-        <w:rPr>
-          <w:b/>
-          <w:bCs/>
-        </w:rPr>
-        <w:t>30</w:t>
-      </w:r>
-      <w:r>
-        <w:rPr>
-          <w:b/>
-          <w:bCs/>
-        </w:rPr>
-        <w:t>.08.26</w:t>
-      </w:r>
-    </w:p>
-    <w:p/>
-    <w:p>
-      <w:r>
-        <w:t xml:space="preserve">So far </w:t>
-      </w:r>
-      <w:r>
-        <w:t>:</w:t>
-      </w:r>
-    </w:p>
-    <w:p>
-      <w:r>
-        <w:t xml:space="preserve">Programming 1 : </w:t>
-      </w:r>
-      <w:proofErr w:type="spellStart"/>
-      <w:r>
-        <w:t>Upto</w:t>
-      </w:r>
-      <w:proofErr w:type="spellEnd"/>
-      <w:r>
-        <w:t xml:space="preserve"> </w:t>
-      </w:r>
-      <w:r>
-        <w:t>tuples</w:t>
-      </w:r>
-      <w:r>
-        <w:t xml:space="preserve">, basic </w:t>
-      </w:r>
-      <w:proofErr w:type="spellStart"/>
-      <w:r>
-        <w:t>exersices</w:t>
-      </w:r>
-      <w:proofErr w:type="spellEnd"/>
-    </w:p>
-    <w:p>
-      <w:r>
-        <w:t>Programming 2 : Nothing!</w:t>
-      </w:r>
-    </w:p>
-    <w:p>
-      <w:r>
-        <w:t>Cal 1 : Nothing! (Not important)</w:t>
-      </w:r>
-    </w:p>
-    <w:p>
-      <w:r>
-        <w:t>Cal 2 : Nothing ! (Not important)</w:t>
-      </w:r>
-    </w:p>
-    <w:p>
-      <w:r>
-        <w:t xml:space="preserve">KRR1 : </w:t>
-      </w:r>
-      <w:proofErr w:type="spellStart"/>
-      <w:r>
-        <w:t>Upto</w:t>
-      </w:r>
-      <w:proofErr w:type="spellEnd"/>
-      <w:r>
-        <w:t xml:space="preserve"> ALC half, </w:t>
-      </w:r>
-      <w:proofErr w:type="spellStart"/>
-      <w:r>
-        <w:t>Excersize</w:t>
-      </w:r>
-      <w:proofErr w:type="spellEnd"/>
-      <w:r>
-        <w:t xml:space="preserve"> s</w:t>
-      </w:r>
-      <w:r>
-        <w:t>heet 1,2,3 for 21/22</w:t>
-      </w:r>
-    </w:p>
-    <w:p>
-      <w:r>
-        <w:t>KRR2 : Nothing!</w:t>
-      </w:r>
-    </w:p>
-    <w:p>
-      <w:r>
-        <w:t xml:space="preserve">Psychology : Chapter 6 page 42 and </w:t>
-      </w:r>
-      <w:proofErr w:type="spellStart"/>
-      <w:r>
-        <w:t>bristol</w:t>
-      </w:r>
-      <w:proofErr w:type="spellEnd"/>
-      <w:r>
-        <w:t xml:space="preserve"> bo</w:t>
-      </w:r>
-      <w:r>
-        <w:t xml:space="preserve">ard notes page 35 of </w:t>
-      </w:r>
-      <w:proofErr w:type="spellStart"/>
-      <w:r>
-        <w:t>chapt</w:t>
-      </w:r>
-      <w:proofErr w:type="spellEnd"/>
-      <w:r>
-        <w:t xml:space="preserve"> 6</w:t>
-      </w:r>
-      <w:r>
-        <w:t xml:space="preserve">, page 72 of </w:t>
-      </w:r>
-      <w:proofErr w:type="spellStart"/>
-      <w:r>
-        <w:t>chapt</w:t>
-      </w:r>
-      <w:proofErr w:type="spellEnd"/>
-      <w:r>
-        <w:t xml:space="preserve"> 8</w:t>
-      </w:r>
-    </w:p>
-    <w:p/>
-    <w:p>
-      <w:r>
-        <w:t xml:space="preserve">Days left : </w:t>
-      </w:r>
-      <w:r>
-        <w:t>2</w:t>
-      </w:r>
-    </w:p>
-    <w:p>
-      <w:r>
-        <w:t>Target to finish</w:t>
-      </w:r>
-      <w:r>
-        <w:t xml:space="preserve"> studying last three </w:t>
-      </w:r>
-      <w:proofErr w:type="spellStart"/>
-      <w:r>
-        <w:t>chapts</w:t>
-      </w:r>
-      <w:proofErr w:type="spellEnd"/>
-      <w:r>
-        <w:t xml:space="preserve"> somehow</w:t>
-      </w:r>
-      <w:r>
-        <w:t xml:space="preserve">. 153+107+146. 406 pages left. </w:t>
-      </w:r>
-      <w:r>
-        <w:t>Nearly 150 done meaning 250 left. Might use other modes. I got this!</w:t>
-      </w:r>
-    </w:p>
-    <w:p/>
+      <w:r>
+        <w:t>all of prog2 from scratch, not impossible but no time to waste!</w:t>
+      </w:r>
+    </w:p>
     <w:p/>
     <w:sectPr>
       <w:pgSz w:w="11906" w:h="16838"/>
